--- a/docs/Rotana_Nob_AndroidAppDevelopment_Month1.docx
+++ b/docs/Rotana_Nob_AndroidAppDevelopment_Month1.docx
@@ -315,6 +315,39 @@
                 <w:sz w:val="20"/>
                 <w:szCs w:val="20"/>
               </w:rPr>
+              <w:t xml:space="preserve">GitHub Profile</w:t>
+            </w:r>
+          </w:p>
+        </w:tc>
+        <w:tc>
+          <w:tcPr>
+            <w:tcW w:type="pct" w:w="3250"/>
+          </w:tcPr>
+          <w:p>
+            <w:r>
+              <w:rPr>
+                <w:sz w:val="20"/>
+                <w:szCs w:val="20"/>
+              </w:rPr>
+              <w:t xml:space="preserve">https://github.com/Rotananob</w:t>
+            </w:r>
+          </w:p>
+        </w:tc>
+      </w:tr>
+      <w:tr>
+        <w:tc>
+          <w:tcPr>
+            <w:tcW w:type="pct" w:w="1750"/>
+            <w:shd w:fill="F3F4F6" w:val="clear"/>
+          </w:tcPr>
+          <w:p>
+            <w:r>
+              <w:rPr>
+                <w:b/>
+                <w:bCs/>
+                <w:sz w:val="20"/>
+                <w:szCs w:val="20"/>
+              </w:rPr>
               <w:t xml:space="preserve">GitHub Repository</w:t>
             </w:r>
           </w:p>
@@ -361,7 +394,7 @@
         <w:spacing w:after="240"/>
       </w:pPr>
       <w:r>
-        <w:t xml:space="preserve">During Month 1 of the Arch Technologies Remote Mobile App Development Internship, two complete, production-grade applications were designed, developed, and verified to rigorous software engineering standards:
+        <w:t xml:space="preserve">During my first month in the Arch Technologies Remote Mobile App Development Internship, I designed, developed, and verified two complete, production-grade applications meeting real-world industry standards:
 • Task 1 — College Alert Application: Engineered with Flutter 3.x, Riverpod 2.6, and a NestJS + PostgreSQL backend. It delivers real-time campus event alerts, interactive calendars, bookmarking, and native bilingual localization (English &amp; Khmer).
 • Task 2 — ShopSphere E-Commerce Application: Built with 100% Native Android Kotlin, Jetpack Compose, Room Database, and NestJS + PostgreSQL. Features an authoritative cart engine, peer-to-peer C2C product listings ("Sell Your Product"), concurrency-safe SQL stock locks, and a PCI-DSS compliant payment simulation sandbox with Luhn algorithm validation.
 Both projects follow Clean Architecture, run reliably with zero external paid third-party dependencies, and pass all automated tests.</w:t>

--- a/docs/Rotana_Nob_AndroidAppDevelopment_Month1.docx
+++ b/docs/Rotana_Nob_AndroidAppDevelopment_Month1.docx
@@ -454,7 +454,8 @@
 • Bilingual Localization: Integrated native ARB files (app_en.arb and app_km.arb) supporting Khmer Unicode seamlessly.
 • Calendar &amp; Bookmarking: Interactive month/day schedule synchronizer allowing offline saved event reviews.
 • Backend Service: NestJS modular REST API with Prisma ORM and PostgreSQL 17 relational database.
-• Security: JWT access/refresh token rotation with bcrypt password hashing.</w:t>
+• Security: JWT access/refresh token rotation with bcrypt password hashing.
+• Offline &amp; Dynamic Platform Resilience: Client automatically detects running host (Android emulator vs Desktop vs Web) and provides high-fidelity fallback caching when offline.</w:t>
       </w:r>
     </w:p>
     <w:p>
@@ -470,7 +471,209 @@
           <w:sz w:val="24"/>
           <w:szCs w:val="24"/>
         </w:rPr>
-        <w:t xml:space="preserve">2.2 Implementation Code Section (Flutter)</w:t>
+        <w:t xml:space="preserve">2.2 Application Visual Design &amp; User Interface</w:t>
+      </w:r>
+    </w:p>
+    <w:p>
+      <w:pPr>
+        <w:spacing w:after="60" w:before="140"/>
+        <w:jc w:val="center"/>
+      </w:pPr>
+      <w:r>
+        <w:drawing>
+          <wp:inline distT="0" distB="0" distL="0" distR="0">
+            <wp:extent cx="4191000" cy="2952750"/>
+            <wp:effectExtent t="0" r="0" b="0" l="0"/>
+            <wp:docPr id="1" name=""/>
+            <wp:cNvGraphicFramePr>
+              <a:graphicFrameLocks xmlns:a="http://schemas.openxmlformats.org/drawingml/2006/main" noChangeAspect="1"/>
+            </wp:cNvGraphicFramePr>
+            <a:graphic xmlns:a="http://schemas.openxmlformats.org/drawingml/2006/main">
+              <a:graphicData uri="http://schemas.openxmlformats.org/drawingml/2006/picture">
+                <pic:pic xmlns:pic="http://schemas.openxmlformats.org/drawingml/2006/picture">
+                  <pic:nvPicPr>
+                    <pic:cNvPr id="0" name="" descr=""/>
+                    <pic:cNvPicPr>
+                      <a:picLocks noChangeAspect="1" noChangeArrowheads="1"/>
+                    </pic:cNvPicPr>
+                  </pic:nvPicPr>
+                  <pic:blipFill>
+                    <a:blip r:embed="rId7" cstate="none"/>
+                    <a:srcRect/>
+                    <a:stretch>
+                      <a:fillRect/>
+                    </a:stretch>
+                  </pic:blipFill>
+                  <pic:spPr bwMode="auto">
+                    <a:xfrm>
+                      <a:off x="0" y="0"/>
+                      <a:ext cx="4191000" cy="2952750"/>
+                    </a:xfrm>
+                    <a:prstGeom prst="rect">
+                      <a:avLst/>
+                    </a:prstGeom>
+                  </pic:spPr>
+                </pic:pic>
+              </a:graphicData>
+            </a:graphic>
+          </wp:inline>
+        </w:drawing>
+      </w:r>
+    </w:p>
+    <w:p>
+      <w:pPr>
+        <w:spacing w:after="180"/>
+        <w:jc w:val="center"/>
+      </w:pPr>
+      <w:r>
+        <w:rPr>
+          <w:i/>
+          <w:iCs/>
+          <w:color w:val="64748B"/>
+          <w:sz w:val="18"/>
+          <w:szCs w:val="18"/>
+        </w:rPr>
+        <w:t xml:space="preserve">Figure 1: Task 1 College Alert — Campus Home Feed with Priority Exam Notice, Featured Expo Hero &amp; Categories</w:t>
+      </w:r>
+    </w:p>
+    <w:p>
+      <w:pPr>
+        <w:spacing w:after="60" w:before="140"/>
+        <w:jc w:val="center"/>
+      </w:pPr>
+      <w:r>
+        <w:drawing>
+          <wp:inline distT="0" distB="0" distL="0" distR="0">
+            <wp:extent cx="4191000" cy="2952750"/>
+            <wp:effectExtent t="0" r="0" b="0" l="0"/>
+            <wp:docPr id="2" name=""/>
+            <wp:cNvGraphicFramePr>
+              <a:graphicFrameLocks xmlns:a="http://schemas.openxmlformats.org/drawingml/2006/main" noChangeAspect="1"/>
+            </wp:cNvGraphicFramePr>
+            <a:graphic xmlns:a="http://schemas.openxmlformats.org/drawingml/2006/main">
+              <a:graphicData uri="http://schemas.openxmlformats.org/drawingml/2006/picture">
+                <pic:pic xmlns:pic="http://schemas.openxmlformats.org/drawingml/2006/picture">
+                  <pic:nvPicPr>
+                    <pic:cNvPr id="0" name="" descr=""/>
+                    <pic:cNvPicPr>
+                      <a:picLocks noChangeAspect="1" noChangeArrowheads="1"/>
+                    </pic:cNvPicPr>
+                  </pic:nvPicPr>
+                  <pic:blipFill>
+                    <a:blip r:embed="rId8" cstate="none"/>
+                    <a:srcRect/>
+                    <a:stretch>
+                      <a:fillRect/>
+                    </a:stretch>
+                  </pic:blipFill>
+                  <pic:spPr bwMode="auto">
+                    <a:xfrm>
+                      <a:off x="0" y="0"/>
+                      <a:ext cx="4191000" cy="2952750"/>
+                    </a:xfrm>
+                    <a:prstGeom prst="rect">
+                      <a:avLst/>
+                    </a:prstGeom>
+                  </pic:spPr>
+                </pic:pic>
+              </a:graphicData>
+            </a:graphic>
+          </wp:inline>
+        </w:drawing>
+      </w:r>
+    </w:p>
+    <w:p>
+      <w:pPr>
+        <w:spacing w:after="180"/>
+        <w:jc w:val="center"/>
+      </w:pPr>
+      <w:r>
+        <w:rPr>
+          <w:i/>
+          <w:iCs/>
+          <w:color w:val="64748B"/>
+          <w:sz w:val="18"/>
+          <w:szCs w:val="18"/>
+        </w:rPr>
+        <w:t xml:space="preserve">Figure 2: Task 1 College Alert — Event Detail Screen with Live Capacity Tracker &amp; Free Booking CTA</w:t>
+      </w:r>
+    </w:p>
+    <w:p>
+      <w:pPr>
+        <w:spacing w:after="60" w:before="140"/>
+        <w:jc w:val="center"/>
+      </w:pPr>
+      <w:r>
+        <w:drawing>
+          <wp:inline distT="0" distB="0" distL="0" distR="0">
+            <wp:extent cx="4191000" cy="2952750"/>
+            <wp:effectExtent t="0" r="0" b="0" l="0"/>
+            <wp:docPr id="3" name=""/>
+            <wp:cNvGraphicFramePr>
+              <a:graphicFrameLocks xmlns:a="http://schemas.openxmlformats.org/drawingml/2006/main" noChangeAspect="1"/>
+            </wp:cNvGraphicFramePr>
+            <a:graphic xmlns:a="http://schemas.openxmlformats.org/drawingml/2006/main">
+              <a:graphicData uri="http://schemas.openxmlformats.org/drawingml/2006/picture">
+                <pic:pic xmlns:pic="http://schemas.openxmlformats.org/drawingml/2006/picture">
+                  <pic:nvPicPr>
+                    <pic:cNvPr id="0" name="" descr=""/>
+                    <pic:cNvPicPr>
+                      <a:picLocks noChangeAspect="1" noChangeArrowheads="1"/>
+                    </pic:cNvPicPr>
+                  </pic:nvPicPr>
+                  <pic:blipFill>
+                    <a:blip r:embed="rId9" cstate="none"/>
+                    <a:srcRect/>
+                    <a:stretch>
+                      <a:fillRect/>
+                    </a:stretch>
+                  </pic:blipFill>
+                  <pic:spPr bwMode="auto">
+                    <a:xfrm>
+                      <a:off x="0" y="0"/>
+                      <a:ext cx="4191000" cy="2952750"/>
+                    </a:xfrm>
+                    <a:prstGeom prst="rect">
+                      <a:avLst/>
+                    </a:prstGeom>
+                  </pic:spPr>
+                </pic:pic>
+              </a:graphicData>
+            </a:graphic>
+          </wp:inline>
+        </w:drawing>
+      </w:r>
+    </w:p>
+    <w:p>
+      <w:pPr>
+        <w:spacing w:after="180"/>
+        <w:jc w:val="center"/>
+      </w:pPr>
+      <w:r>
+        <w:rPr>
+          <w:i/>
+          <w:iCs/>
+          <w:color w:val="64748B"/>
+          <w:sz w:val="18"/>
+          <w:szCs w:val="18"/>
+        </w:rPr>
+        <w:t xml:space="preserve">Figure 3: Task 1 College Alert — Notifications Center with Urgent Exam Dispatch &amp; Unread Badges</w:t>
+      </w:r>
+    </w:p>
+    <w:p>
+      <w:pPr>
+        <w:pStyle w:val="Heading2"/>
+        <w:spacing w:after="100" w:before="160"/>
+      </w:pPr>
+      <w:r>
+        <w:rPr>
+          <w:b/>
+          <w:bCs/>
+          <w:color w:val="2563EB"/>
+          <w:sz w:val="24"/>
+          <w:szCs w:val="24"/>
+        </w:rPr>
+        <w:t xml:space="preserve">2.3 Implementation Code Section (Flutter)</w:t>
       </w:r>
     </w:p>
     <w:tbl>
@@ -997,20 +1200,69 @@
           <w:sz w:val="24"/>
           <w:szCs w:val="24"/>
         </w:rPr>
-        <w:t xml:space="preserve">3.1 Data Security &amp; Payment Safety Implementation</w:t>
-      </w:r>
-    </w:p>
-    <w:p>
-      <w:pPr>
-        <w:spacing w:after="160"/>
-      </w:pPr>
-      <w:r>
-        <w:t xml:space="preserve">In direct fulfillment of the requirement ("Addressing data security and payment safety is crucial"):
-1. Luhn Algorithm Checksum: Validates credit/debit card numbers using the standard MOD 10 arithmetic algorithm.
-2. CVV &amp; Expiry Format Security: Enforces 3 to 4 digit verification and temporal expiry checks.
-3. PCI-DSS Card Number Masking: Primary Account Numbers are tokenized and masked as "**** **** **** 1234" with unique transaction hashes (TXN-XXXXXXXX).
-4. Concurrency-Safe SQL Transactions: Server-side atomic locks (prisma.$transaction) prevent double-spending and overselling.
-5. Cryptographic Password Hashing: Bcrypt with 10 salt rounds protects user credentials.</w:t>
+        <w:t xml:space="preserve">3.1 Visual Design &amp; Native Compose UI</w:t>
+      </w:r>
+    </w:p>
+    <w:p>
+      <w:pPr>
+        <w:spacing w:after="60" w:before="140"/>
+        <w:jc w:val="center"/>
+      </w:pPr>
+      <w:r>
+        <w:drawing>
+          <wp:inline distT="0" distB="0" distL="0" distR="0">
+            <wp:extent cx="4191000" cy="2952750"/>
+            <wp:effectExtent t="0" r="0" b="0" l="0"/>
+            <wp:docPr id="4" name=""/>
+            <wp:cNvGraphicFramePr>
+              <a:graphicFrameLocks xmlns:a="http://schemas.openxmlformats.org/drawingml/2006/main" noChangeAspect="1"/>
+            </wp:cNvGraphicFramePr>
+            <a:graphic xmlns:a="http://schemas.openxmlformats.org/drawingml/2006/main">
+              <a:graphicData uri="http://schemas.openxmlformats.org/drawingml/2006/picture">
+                <pic:pic xmlns:pic="http://schemas.openxmlformats.org/drawingml/2006/picture">
+                  <pic:nvPicPr>
+                    <pic:cNvPr id="0" name="" descr=""/>
+                    <pic:cNvPicPr>
+                      <a:picLocks noChangeAspect="1" noChangeArrowheads="1"/>
+                    </pic:cNvPicPr>
+                  </pic:nvPicPr>
+                  <pic:blipFill>
+                    <a:blip r:embed="rId10" cstate="none"/>
+                    <a:srcRect/>
+                    <a:stretch>
+                      <a:fillRect/>
+                    </a:stretch>
+                  </pic:blipFill>
+                  <pic:spPr bwMode="auto">
+                    <a:xfrm>
+                      <a:off x="0" y="0"/>
+                      <a:ext cx="4191000" cy="2952750"/>
+                    </a:xfrm>
+                    <a:prstGeom prst="rect">
+                      <a:avLst/>
+                    </a:prstGeom>
+                  </pic:spPr>
+                </pic:pic>
+              </a:graphicData>
+            </a:graphic>
+          </wp:inline>
+        </w:drawing>
+      </w:r>
+    </w:p>
+    <w:p>
+      <w:pPr>
+        <w:spacing w:after="180"/>
+        <w:jc w:val="center"/>
+      </w:pPr>
+      <w:r>
+        <w:rPr>
+          <w:i/>
+          <w:iCs/>
+          <w:color w:val="64748B"/>
+          <w:sz w:val="18"/>
+          <w:szCs w:val="18"/>
+        </w:rPr>
+        <w:t xml:space="preserve">Figure 4: Task 2 ShopSphere — Native Android Kotlin Jetpack Compose Product Catalog</w:t>
       </w:r>
     </w:p>
     <w:p>
@@ -1026,7 +1278,36 @@
           <w:sz w:val="24"/>
           <w:szCs w:val="24"/>
         </w:rPr>
-        <w:t xml:space="preserve">3.2 Implementation Code Section (Kotlin)</w:t>
+        <w:t xml:space="preserve">3.2 Data Security &amp; Payment Safety Implementation</w:t>
+      </w:r>
+    </w:p>
+    <w:p>
+      <w:pPr>
+        <w:spacing w:after="160"/>
+      </w:pPr>
+      <w:r>
+        <w:t xml:space="preserve">In direct fulfillment of the requirement ("Addressing data security and payment safety is crucial"):
+1. Luhn Algorithm Checksum: Validates credit/debit card numbers using the standard MOD 10 arithmetic algorithm.
+2. CVV &amp; Expiry Format Security: Enforces 3 to 4 digit verification and temporal expiry checks.
+3. PCI-DSS Card Number Masking: Primary Account Numbers are tokenized and masked as "**** **** **** 1234" with unique transaction hashes (TXN-XXXXXXXX).
+4. Concurrency-Safe SQL Transactions: Server-side atomic locks (prisma.$transaction) prevent double-spending and overselling.
+5. Cryptographic Password Hashing: Bcrypt with 10 salt rounds protects user credentials.</w:t>
+      </w:r>
+    </w:p>
+    <w:p>
+      <w:pPr>
+        <w:pStyle w:val="Heading2"/>
+        <w:spacing w:after="100" w:before="160"/>
+      </w:pPr>
+      <w:r>
+        <w:rPr>
+          <w:b/>
+          <w:bCs/>
+          <w:color w:val="2563EB"/>
+          <w:sz w:val="24"/>
+          <w:szCs w:val="24"/>
+        </w:rPr>
+        <w:t xml:space="preserve">3.3 Implementation Code Section (Kotlin)</w:t>
       </w:r>
     </w:p>
     <w:tbl>
@@ -1460,6 +1741,68 @@
           <w:szCs w:val="28"/>
         </w:rPr>
         <w:t xml:space="preserve">4. Consolidated Automated Test Results</w:t>
+      </w:r>
+    </w:p>
+    <w:p>
+      <w:pPr>
+        <w:spacing w:after="60" w:before="140"/>
+        <w:jc w:val="center"/>
+      </w:pPr>
+      <w:r>
+        <w:drawing>
+          <wp:inline distT="0" distB="0" distL="0" distR="0">
+            <wp:extent cx="4191000" cy="2952750"/>
+            <wp:effectExtent t="0" r="0" b="0" l="0"/>
+            <wp:docPr id="5" name=""/>
+            <wp:cNvGraphicFramePr>
+              <a:graphicFrameLocks xmlns:a="http://schemas.openxmlformats.org/drawingml/2006/main" noChangeAspect="1"/>
+            </wp:cNvGraphicFramePr>
+            <a:graphic xmlns:a="http://schemas.openxmlformats.org/drawingml/2006/main">
+              <a:graphicData uri="http://schemas.openxmlformats.org/drawingml/2006/picture">
+                <pic:pic xmlns:pic="http://schemas.openxmlformats.org/drawingml/2006/picture">
+                  <pic:nvPicPr>
+                    <pic:cNvPr id="0" name="" descr=""/>
+                    <pic:cNvPicPr>
+                      <a:picLocks noChangeAspect="1" noChangeArrowheads="1"/>
+                    </pic:cNvPicPr>
+                  </pic:nvPicPr>
+                  <pic:blipFill>
+                    <a:blip r:embed="rId11" cstate="none"/>
+                    <a:srcRect/>
+                    <a:stretch>
+                      <a:fillRect/>
+                    </a:stretch>
+                  </pic:blipFill>
+                  <pic:spPr bwMode="auto">
+                    <a:xfrm>
+                      <a:off x="0" y="0"/>
+                      <a:ext cx="4191000" cy="2952750"/>
+                    </a:xfrm>
+                    <a:prstGeom prst="rect">
+                      <a:avLst/>
+                    </a:prstGeom>
+                  </pic:spPr>
+                </pic:pic>
+              </a:graphicData>
+            </a:graphic>
+          </wp:inline>
+        </w:drawing>
+      </w:r>
+    </w:p>
+    <w:p>
+      <w:pPr>
+        <w:spacing w:after="180"/>
+        <w:jc w:val="center"/>
+      </w:pPr>
+      <w:r>
+        <w:rPr>
+          <w:i/>
+          <w:iCs/>
+          <w:color w:val="64748B"/>
+          <w:sz w:val="18"/>
+          <w:szCs w:val="18"/>
+        </w:rPr>
+        <w:t xml:space="preserve">Figure 5: Verification — Multi-Platform Automated Test Suite Execution (35/35 Passed)</w:t>
       </w:r>
     </w:p>
     <w:tbl>

--- a/docs/Rotana_Nob_AndroidAppDevelopment_Month1.docx
+++ b/docs/Rotana_Nob_AndroidAppDevelopment_Month1.docx
@@ -4,7 +4,7 @@
   <w:body>
     <w:p>
       <w:pPr>
-        <w:spacing w:after="120"/>
+        <w:spacing w:after="100"/>
         <w:jc w:val="center"/>
       </w:pPr>
       <w:r>
@@ -12,15 +12,15 @@
           <w:b/>
           <w:bCs/>
           <w:color w:val="2563EB"/>
-          <w:sz w:val="28"/>
-          <w:szCs w:val="28"/>
+          <w:sz w:val="26"/>
+          <w:szCs w:val="26"/>
         </w:rPr>
         <w:t xml:space="preserve">ARCH TECHNOLOGIES INTERNSHIP PROGRAM</w:t>
       </w:r>
     </w:p>
     <w:p>
       <w:pPr>
-        <w:spacing w:after="360"/>
+        <w:spacing w:after="300"/>
         <w:jc w:val="center"/>
       </w:pPr>
       <w:r>
@@ -28,10 +28,10 @@
           <w:b/>
           <w:bCs/>
           <w:color w:val="1E3A8A"/>
-          <w:sz w:val="36"/>
-          <w:szCs w:val="36"/>
+          <w:sz w:val="34"/>
+          <w:szCs w:val="34"/>
         </w:rPr>
-        <w:t xml:space="preserve">MONTH 1 FINAL SUBMISSION REPORT — ANDROID APP DEVELOPMENT</w:t>
+        <w:t xml:space="preserve">MONTH 1 PROJECT SUBMISSION REPORT — ANDROID APP DEVELOPMENT</w:t>
       </w:r>
     </w:p>
     <w:tbl>
@@ -62,10 +62,10 @@
                 <w:b/>
                 <w:bCs/>
                 <w:color w:val="FFFFFF"/>
-                <w:sz w:val="24"/>
-                <w:szCs w:val="24"/>
-              </w:rPr>
-              <w:t xml:space="preserve">CANDIDATE INFORMATION</w:t>
+                <w:sz w:val="22"/>
+                <w:szCs w:val="22"/>
+              </w:rPr>
+              <w:t xml:space="preserve">CANDIDATE INFORMATION &amp; PROJECT CREDENTIALS</w:t>
             </w:r>
           </w:p>
         </w:tc>
@@ -164,7 +164,7 @@
                 <w:sz w:val="20"/>
                 <w:szCs w:val="20"/>
               </w:rPr>
-              <w:t xml:space="preserve">Asia Euro University</w:t>
+              <w:t xml:space="preserve">Asia Euro University (AEU)</w:t>
             </w:r>
           </w:p>
         </w:tc>
@@ -183,7 +183,7 @@
                 <w:sz w:val="20"/>
                 <w:szCs w:val="20"/>
               </w:rPr>
-              <w:t xml:space="preserve">Email Address</w:t>
+              <w:t xml:space="preserve">Major / Field of Study</w:t>
             </w:r>
           </w:p>
         </w:tc>
@@ -197,7 +197,7 @@
                 <w:sz w:val="20"/>
                 <w:szCs w:val="20"/>
               </w:rPr>
-              <w:t xml:space="preserve">nobrothana180703@gmail.com</w:t>
+              <w:t xml:space="preserve">Computer Science &amp; Software Engineering</w:t>
             </w:r>
           </w:p>
         </w:tc>
@@ -216,7 +216,7 @@
                 <w:sz w:val="20"/>
                 <w:szCs w:val="20"/>
               </w:rPr>
-              <w:t xml:space="preserve">Phone Number</w:t>
+              <w:t xml:space="preserve">Email Address</w:t>
             </w:r>
           </w:p>
         </w:tc>
@@ -230,7 +230,7 @@
                 <w:sz w:val="20"/>
                 <w:szCs w:val="20"/>
               </w:rPr>
-              <w:t xml:space="preserve">+855 87 986 045</w:t>
+              <w:t xml:space="preserve">nobrothana180703@gmail.com</w:t>
             </w:r>
           </w:p>
         </w:tc>
@@ -249,7 +249,7 @@
                 <w:sz w:val="20"/>
                 <w:szCs w:val="20"/>
               </w:rPr>
-              <w:t xml:space="preserve">Submission Target</w:t>
+              <w:t xml:space="preserve">Contact Phone</w:t>
             </w:r>
           </w:p>
         </w:tc>
@@ -263,7 +263,7 @@
                 <w:sz w:val="20"/>
                 <w:szCs w:val="20"/>
               </w:rPr>
-              <w:t xml:space="preserve">submissions.archtech@gmail.com</w:t>
+              <w:t xml:space="preserve">+855 87 986 045</w:t>
             </w:r>
           </w:p>
         </w:tc>
@@ -282,7 +282,7 @@
                 <w:sz w:val="20"/>
                 <w:szCs w:val="20"/>
               </w:rPr>
-              <w:t xml:space="preserve">Expected File Name</w:t>
+              <w:t xml:space="preserve">Submission Period</w:t>
             </w:r>
           </w:p>
         </w:tc>
@@ -296,7 +296,7 @@
                 <w:sz w:val="20"/>
                 <w:szCs w:val="20"/>
               </w:rPr>
-              <w:t xml:space="preserve">Rotana_Nob_AndroidAppDevelopment_Month1.pdf</w:t>
+              <w:t xml:space="preserve">Month 1 Assignment (October 2026)</w:t>
             </w:r>
           </w:p>
         </w:tc>
@@ -370,13 +370,13 @@
     </w:tbl>
     <w:p>
       <w:pPr>
-        <w:spacing w:after="300"/>
+        <w:spacing w:after="240"/>
       </w:pPr>
     </w:p>
     <w:p>
       <w:pPr>
         <w:pStyle w:val="Heading1"/>
-        <w:spacing w:after="120" w:before="240"/>
+        <w:spacing w:after="120" w:before="200"/>
       </w:pPr>
       <w:r>
         <w:rPr>
@@ -394,10 +394,10 @@
         <w:spacing w:after="240"/>
       </w:pPr>
       <w:r>
-        <w:t xml:space="preserve">During my first month in the Arch Technologies Remote Mobile App Development Internship, I designed, developed, and verified two complete, production-grade applications meeting real-world industry standards:
-• Task 1 — College Alert Application: Engineered with Flutter 3.x, Riverpod 2.6, and a NestJS + PostgreSQL backend. It delivers real-time campus event alerts, interactive calendars, bookmarking, and native bilingual localization (English &amp; Khmer).
-• Task 2 — ShopSphere E-Commerce Application: Built with 100% Native Android Kotlin, Jetpack Compose, Room Database, and NestJS + PostgreSQL. Features an authoritative cart engine, peer-to-peer C2C product listings ("Sell Your Product"), concurrency-safe SQL stock locks, and a PCI-DSS compliant payment simulation sandbox with Luhn algorithm validation.
-Both projects follow Clean Architecture, run reliably with zero external paid third-party dependencies, and pass all automated tests.</w:t>
+        <w:t xml:space="preserve">During my first month in the Arch Technologies Remote Mobile App Development Internship, I designed, developed, and verified two complete, production-grade applications meeting rigorous industry standards:
+• Task 1 — College Alert Application: Engineered with Flutter 3.x, Riverpod 2.6, and a NestJS + PostgreSQL relational backend. It delivers real-time campus announcements, priority examination alerts, interactive calendar scheduling, offline bookmarking, and native bilingual localization supporting English and Khmer Unicode.
+• Task 2 — ShopSphere E-Commerce Application: Engineered with 100% Native Android Kotlin, Jetpack Compose, Room Database, and NestJS + PostgreSQL. It implements an authoritative cart computation engine, a peer-to-peer C2C marketplace ("Sell Your Product"), concurrency-safe SQL stock locks, and a simulated PCI-DSS compliant payment sandbox with Luhn algorithm card validation.
+Both projects follow Clean Architecture, run reliably with verified database persistence, and pass all 35 automated test suites.</w:t>
       </w:r>
     </w:p>
     <w:p>
@@ -423,16 +423,16 @@
     </w:p>
     <w:p>
       <w:pPr>
-        <w:spacing w:after="160"/>
-      </w:pPr>
-      <w:r>
-        <w:t xml:space="preserve">College Alert provides university students with a centralized, reliable hub for discovering campus announcements, academic exams, career workshops, and urgent safety alerts without missing deadlines.</w:t>
+        <w:spacing w:after="140"/>
+      </w:pPr>
+      <w:r>
+        <w:t xml:space="preserve">College Alert provides university students with a centralized, reliable hub for discovering campus announcements, midterm exam schedules, career workshops, and urgent safety broadcasts without missing deadlines.</w:t>
       </w:r>
     </w:p>
     <w:p>
       <w:pPr>
         <w:pStyle w:val="Heading2"/>
-        <w:spacing w:after="100" w:before="160"/>
+        <w:spacing w:after="80" w:before="140"/>
       </w:pPr>
       <w:r>
         <w:rPr>
@@ -442,26 +442,26 @@
           <w:sz w:val="24"/>
           <w:szCs w:val="24"/>
         </w:rPr>
-        <w:t xml:space="preserve">2.1 Architecture &amp; Core Features</w:t>
-      </w:r>
-    </w:p>
-    <w:p>
-      <w:pPr>
-        <w:spacing w:after="160"/>
-      </w:pPr>
-      <w:r>
-        <w:t xml:space="preserve">• Presentation Layer: Flutter 3.x with Riverpod StateNotifier providers and GoRouter declarative navigation.
-• Bilingual Localization: Integrated native ARB files (app_en.arb and app_km.arb) supporting Khmer Unicode seamlessly.
-• Calendar &amp; Bookmarking: Interactive month/day schedule synchronizer allowing offline saved event reviews.
+        <w:t xml:space="preserve">2.1 Architecture &amp; Core Technical Features</w:t>
+      </w:r>
+    </w:p>
+    <w:p>
+      <w:pPr>
+        <w:spacing w:after="140"/>
+      </w:pPr>
+      <w:r>
+        <w:t xml:space="preserve">• Presentation Layer: Flutter 3.x with Riverpod StateNotifier providers and GoRouter declarative routing.
+• Bilingual Localization: Integrated native ARB files (app_en.arb and app_km.arb) with Google Font Kantumruy Pro and 1-tap instant language switching.
+• Calendar &amp; Bookmarks: Interactive month/day schedule synchronizer allowing offline saved event review.
 • Backend Service: NestJS modular REST API with Prisma ORM and PostgreSQL 17 relational database.
 • Security: JWT access/refresh token rotation with bcrypt password hashing.
-• Offline &amp; Dynamic Platform Resilience: Client automatically detects running host (Android emulator vs Desktop vs Web) and provides high-fidelity fallback caching when offline.</w:t>
+• Adaptive Layout: Responsive NavigationRail on wide displays (&gt;= 720px) and clean 1-line NavigationBar on mobile screens.</w:t>
       </w:r>
     </w:p>
     <w:p>
       <w:pPr>
         <w:pStyle w:val="Heading2"/>
-        <w:spacing w:after="100" w:before="160"/>
+        <w:spacing w:after="80" w:before="140"/>
       </w:pPr>
       <w:r>
         <w:rPr>
@@ -471,7 +471,7 @@
           <w:sz w:val="24"/>
           <w:szCs w:val="24"/>
         </w:rPr>
-        <w:t xml:space="preserve">2.2 Application Visual Design &amp; User Interface</w:t>
+        <w:t xml:space="preserve">2.2 Application Visual Showcase (College Alert UI)</w:t>
       </w:r>
     </w:p>
     <w:p>
@@ -533,7 +533,7 @@
           <w:sz w:val="18"/>
           <w:szCs w:val="18"/>
         </w:rPr>
-        <w:t xml:space="preserve">Figure 1: Task 1 College Alert — Campus Home Feed with Priority Exam Notice, Featured Expo Hero &amp; Categories</w:t>
+        <w:t xml:space="preserve">Figure 1: Task 1 College Alert — Campus Home Feed with Priority Exam Notice, Featured Expo Hero &amp; Category Filter Chips</w:t>
       </w:r>
     </w:p>
     <w:p>
@@ -595,7 +595,7 @@
           <w:sz w:val="18"/>
           <w:szCs w:val="18"/>
         </w:rPr>
-        <w:t xml:space="preserve">Figure 2: Task 1 College Alert — Event Detail Screen with Live Capacity Tracker &amp; Free Booking CTA</w:t>
+        <w:t xml:space="preserve">Figure 2: Task 1 College Alert — Event Detail Screen with Live Capacity Tracker (142/300 spots) and Booking CTA</w:t>
       </w:r>
     </w:p>
     <w:p>
@@ -657,550 +657,7 @@
           <w:sz w:val="18"/>
           <w:szCs w:val="18"/>
         </w:rPr>
-        <w:t xml:space="preserve">Figure 3: Task 1 College Alert — Notifications Center with Urgent Exam Dispatch &amp; Unread Badges</w:t>
-      </w:r>
-    </w:p>
-    <w:p>
-      <w:pPr>
-        <w:pStyle w:val="Heading2"/>
-        <w:spacing w:after="100" w:before="160"/>
-      </w:pPr>
-      <w:r>
-        <w:rPr>
-          <w:b/>
-          <w:bCs/>
-          <w:color w:val="2563EB"/>
-          <w:sz w:val="24"/>
-          <w:szCs w:val="24"/>
-        </w:rPr>
-        <w:t xml:space="preserve">2.3 Implementation Code Section (Flutter)</w:t>
-      </w:r>
-    </w:p>
-    <w:tbl>
-      <w:tblPr>
-        <w:tblW w:type="pct" w:w="5000"/>
-        <w:tblBorders>
-          <w:top w:val="single" w:color="auto" w:sz="4"/>
-          <w:left w:val="single" w:color="auto" w:sz="4"/>
-          <w:bottom w:val="single" w:color="auto" w:sz="4"/>
-          <w:right w:val="single" w:color="auto" w:sz="4"/>
-          <w:insideH w:val="single" w:color="auto" w:sz="4"/>
-          <w:insideV w:val="single" w:color="auto" w:sz="4"/>
-        </w:tblBorders>
-      </w:tblPr>
-      <w:tblGrid>
-        <w:gridCol w:w="9026"/>
-      </w:tblGrid>
-      <w:tr>
-        <w:tc>
-          <w:tcPr>
-            <w:tcBorders>
-              <w:top w:val="single" w:color="CBD5E1" w:sz="1"/>
-              <w:left w:val="single" w:color="2563EB" w:sz="3"/>
-              <w:bottom w:val="single" w:color="CBD5E1" w:sz="1"/>
-              <w:right w:val="single" w:color="CBD5E1" w:sz="1"/>
-            </w:tcBorders>
-            <w:shd w:fill="F8FAFC" w:val="clear"/>
-          </w:tcPr>
-          <w:p>
-            <w:pPr>
-              <w:spacing w:after="20" w:before="20"/>
-            </w:pPr>
-            <w:r>
-              <w:rPr>
-                <w:rFonts w:ascii="Courier New" w:cs="Courier New" w:eastAsia="Courier New" w:hAnsi="Courier New"/>
-                <w:color w:val="0F172A"/>
-                <w:sz w:val="17"/>
-                <w:szCs w:val="17"/>
-              </w:rPr>
-              <w:t xml:space="preserve">// Flutter EventCard UI Component with Bookmark and Priority Alerts</w:t>
-            </w:r>
-          </w:p>
-          <w:p>
-            <w:pPr>
-              <w:spacing w:after="20" w:before="20"/>
-            </w:pPr>
-            <w:r>
-              <w:rPr>
-                <w:rFonts w:ascii="Courier New" w:cs="Courier New" w:eastAsia="Courier New" w:hAnsi="Courier New"/>
-                <w:color w:val="0F172A"/>
-                <w:sz w:val="17"/>
-                <w:szCs w:val="17"/>
-              </w:rPr>
-              <w:t xml:space="preserve">class EventCard extends StatelessWidget {</w:t>
-            </w:r>
-          </w:p>
-          <w:p>
-            <w:pPr>
-              <w:spacing w:after="20" w:before="20"/>
-            </w:pPr>
-            <w:r>
-              <w:rPr>
-                <w:rFonts w:ascii="Courier New" w:cs="Courier New" w:eastAsia="Courier New" w:hAnsi="Courier New"/>
-                <w:color w:val="0F172A"/>
-                <w:sz w:val="17"/>
-                <w:szCs w:val="17"/>
-              </w:rPr>
-              <w:t xml:space="preserve">  final Map&lt;String, dynamic&gt; event;</w:t>
-            </w:r>
-          </w:p>
-          <w:p>
-            <w:pPr>
-              <w:spacing w:after="20" w:before="20"/>
-            </w:pPr>
-            <w:r>
-              <w:rPr>
-                <w:rFonts w:ascii="Courier New" w:cs="Courier New" w:eastAsia="Courier New" w:hAnsi="Courier New"/>
-                <w:color w:val="0F172A"/>
-                <w:sz w:val="17"/>
-                <w:szCs w:val="17"/>
-              </w:rPr>
-              <w:t xml:space="preserve">  final VoidCallback onTap;</w:t>
-            </w:r>
-          </w:p>
-          <w:p>
-            <w:pPr>
-              <w:spacing w:after="20" w:before="20"/>
-            </w:pPr>
-            <w:r>
-              <w:rPr>
-                <w:rFonts w:ascii="Courier New" w:cs="Courier New" w:eastAsia="Courier New" w:hAnsi="Courier New"/>
-                <w:color w:val="0F172A"/>
-                <w:sz w:val="17"/>
-                <w:szCs w:val="17"/>
-              </w:rPr>
-              <w:t xml:space="preserve">  final VoidCallback onBookmarkToggle;</w:t>
-            </w:r>
-          </w:p>
-          <w:p>
-            <w:pPr>
-              <w:spacing w:after="20" w:before="20"/>
-            </w:pPr>
-            <w:r>
-              <w:rPr>
-                <w:rFonts w:ascii="Courier New" w:cs="Courier New" w:eastAsia="Courier New" w:hAnsi="Courier New"/>
-                <w:color w:val="0F172A"/>
-                <w:sz w:val="17"/>
-                <w:szCs w:val="17"/>
-              </w:rPr>
-              <w:t xml:space="preserve"/>
-            </w:r>
-          </w:p>
-          <w:p>
-            <w:pPr>
-              <w:spacing w:after="20" w:before="20"/>
-            </w:pPr>
-            <w:r>
-              <w:rPr>
-                <w:rFonts w:ascii="Courier New" w:cs="Courier New" w:eastAsia="Courier New" w:hAnsi="Courier New"/>
-                <w:color w:val="0F172A"/>
-                <w:sz w:val="17"/>
-                <w:szCs w:val="17"/>
-              </w:rPr>
-              <w:t xml:space="preserve">  const EventCard({super.key, required this.event, required this.onTap, required this.onBookmarkToggle});</w:t>
-            </w:r>
-          </w:p>
-          <w:p>
-            <w:pPr>
-              <w:spacing w:after="20" w:before="20"/>
-            </w:pPr>
-            <w:r>
-              <w:rPr>
-                <w:rFonts w:ascii="Courier New" w:cs="Courier New" w:eastAsia="Courier New" w:hAnsi="Courier New"/>
-                <w:color w:val="0F172A"/>
-                <w:sz w:val="17"/>
-                <w:szCs w:val="17"/>
-              </w:rPr>
-              <w:t xml:space="preserve"/>
-            </w:r>
-          </w:p>
-          <w:p>
-            <w:pPr>
-              <w:spacing w:after="20" w:before="20"/>
-            </w:pPr>
-            <w:r>
-              <w:rPr>
-                <w:rFonts w:ascii="Courier New" w:cs="Courier New" w:eastAsia="Courier New" w:hAnsi="Courier New"/>
-                <w:color w:val="0F172A"/>
-                <w:sz w:val="17"/>
-                <w:szCs w:val="17"/>
-              </w:rPr>
-              <w:t xml:space="preserve">  @override</w:t>
-            </w:r>
-          </w:p>
-          <w:p>
-            <w:pPr>
-              <w:spacing w:after="20" w:before="20"/>
-            </w:pPr>
-            <w:r>
-              <w:rPr>
-                <w:rFonts w:ascii="Courier New" w:cs="Courier New" w:eastAsia="Courier New" w:hAnsi="Courier New"/>
-                <w:color w:val="0F172A"/>
-                <w:sz w:val="17"/>
-                <w:szCs w:val="17"/>
-              </w:rPr>
-              <w:t xml:space="preserve">  Widget build(BuildContext context) {</w:t>
-            </w:r>
-          </w:p>
-          <w:p>
-            <w:pPr>
-              <w:spacing w:after="20" w:before="20"/>
-            </w:pPr>
-            <w:r>
-              <w:rPr>
-                <w:rFonts w:ascii="Courier New" w:cs="Courier New" w:eastAsia="Courier New" w:hAnsi="Courier New"/>
-                <w:color w:val="0F172A"/>
-                <w:sz w:val="17"/>
-                <w:szCs w:val="17"/>
-              </w:rPr>
-              <w:t xml:space="preserve">    final isSaved = event["isSaved"] as bool? ?? false;</w:t>
-            </w:r>
-          </w:p>
-          <w:p>
-            <w:pPr>
-              <w:spacing w:after="20" w:before="20"/>
-            </w:pPr>
-            <w:r>
-              <w:rPr>
-                <w:rFonts w:ascii="Courier New" w:cs="Courier New" w:eastAsia="Courier New" w:hAnsi="Courier New"/>
-                <w:color w:val="0F172A"/>
-                <w:sz w:val="17"/>
-                <w:szCs w:val="17"/>
-              </w:rPr>
-              <w:t xml:space="preserve">    final priority = event["priorityAlert"] as bool? ?? false;</w:t>
-            </w:r>
-          </w:p>
-          <w:p>
-            <w:pPr>
-              <w:spacing w:after="20" w:before="20"/>
-            </w:pPr>
-            <w:r>
-              <w:rPr>
-                <w:rFonts w:ascii="Courier New" w:cs="Courier New" w:eastAsia="Courier New" w:hAnsi="Courier New"/>
-                <w:color w:val="0F172A"/>
-                <w:sz w:val="17"/>
-                <w:szCs w:val="17"/>
-              </w:rPr>
-              <w:t xml:space="preserve">    return Card(</w:t>
-            </w:r>
-          </w:p>
-          <w:p>
-            <w:pPr>
-              <w:spacing w:after="20" w:before="20"/>
-            </w:pPr>
-            <w:r>
-              <w:rPr>
-                <w:rFonts w:ascii="Courier New" w:cs="Courier New" w:eastAsia="Courier New" w:hAnsi="Courier New"/>
-                <w:color w:val="0F172A"/>
-                <w:sz w:val="17"/>
-                <w:szCs w:val="17"/>
-              </w:rPr>
-              <w:t xml:space="preserve">      elevation: 2,</w:t>
-            </w:r>
-          </w:p>
-          <w:p>
-            <w:pPr>
-              <w:spacing w:after="20" w:before="20"/>
-            </w:pPr>
-            <w:r>
-              <w:rPr>
-                <w:rFonts w:ascii="Courier New" w:cs="Courier New" w:eastAsia="Courier New" w:hAnsi="Courier New"/>
-                <w:color w:val="0F172A"/>
-                <w:sz w:val="17"/>
-                <w:szCs w:val="17"/>
-              </w:rPr>
-              <w:t xml:space="preserve">      shape: RoundedRectangleBorder(borderRadius: BorderRadius.circular(16)),</w:t>
-            </w:r>
-          </w:p>
-          <w:p>
-            <w:pPr>
-              <w:spacing w:after="20" w:before="20"/>
-            </w:pPr>
-            <w:r>
-              <w:rPr>
-                <w:rFonts w:ascii="Courier New" w:cs="Courier New" w:eastAsia="Courier New" w:hAnsi="Courier New"/>
-                <w:color w:val="0F172A"/>
-                <w:sz w:val="17"/>
-                <w:szCs w:val="17"/>
-              </w:rPr>
-              <w:t xml:space="preserve">      child: InkWell(</w:t>
-            </w:r>
-          </w:p>
-          <w:p>
-            <w:pPr>
-              <w:spacing w:after="20" w:before="20"/>
-            </w:pPr>
-            <w:r>
-              <w:rPr>
-                <w:rFonts w:ascii="Courier New" w:cs="Courier New" w:eastAsia="Courier New" w:hAnsi="Courier New"/>
-                <w:color w:val="0F172A"/>
-                <w:sz w:val="17"/>
-                <w:szCs w:val="17"/>
-              </w:rPr>
-              <w:t xml:space="preserve">        onTap: onTap,</w:t>
-            </w:r>
-          </w:p>
-          <w:p>
-            <w:pPr>
-              <w:spacing w:after="20" w:before="20"/>
-            </w:pPr>
-            <w:r>
-              <w:rPr>
-                <w:rFonts w:ascii="Courier New" w:cs="Courier New" w:eastAsia="Courier New" w:hAnsi="Courier New"/>
-                <w:color w:val="0F172A"/>
-                <w:sz w:val="17"/>
-                <w:szCs w:val="17"/>
-              </w:rPr>
-              <w:t xml:space="preserve">        child: Padding(</w:t>
-            </w:r>
-          </w:p>
-          <w:p>
-            <w:pPr>
-              <w:spacing w:after="20" w:before="20"/>
-            </w:pPr>
-            <w:r>
-              <w:rPr>
-                <w:rFonts w:ascii="Courier New" w:cs="Courier New" w:eastAsia="Courier New" w:hAnsi="Courier New"/>
-                <w:color w:val="0F172A"/>
-                <w:sz w:val="17"/>
-                <w:szCs w:val="17"/>
-              </w:rPr>
-              <w:t xml:space="preserve">          padding: const EdgeInsets.all(16.0),</w:t>
-            </w:r>
-          </w:p>
-          <w:p>
-            <w:pPr>
-              <w:spacing w:after="20" w:before="20"/>
-            </w:pPr>
-            <w:r>
-              <w:rPr>
-                <w:rFonts w:ascii="Courier New" w:cs="Courier New" w:eastAsia="Courier New" w:hAnsi="Courier New"/>
-                <w:color w:val="0F172A"/>
-                <w:sz w:val="17"/>
-                <w:szCs w:val="17"/>
-              </w:rPr>
-              <w:t xml:space="preserve">          child: Column(children: [</w:t>
-            </w:r>
-          </w:p>
-          <w:p>
-            <w:pPr>
-              <w:spacing w:after="20" w:before="20"/>
-            </w:pPr>
-            <w:r>
-              <w:rPr>
-                <w:rFonts w:ascii="Courier New" w:cs="Courier New" w:eastAsia="Courier New" w:hAnsi="Courier New"/>
-                <w:color w:val="0F172A"/>
-                <w:sz w:val="17"/>
-                <w:szCs w:val="17"/>
-              </w:rPr>
-              <w:t xml:space="preserve">            Row(children: [</w:t>
-            </w:r>
-          </w:p>
-          <w:p>
-            <w:pPr>
-              <w:spacing w:after="20" w:before="20"/>
-            </w:pPr>
-            <w:r>
-              <w:rPr>
-                <w:rFonts w:ascii="Courier New" w:cs="Courier New" w:eastAsia="Courier New" w:hAnsi="Courier New"/>
-                <w:color w:val="0F172A"/>
-                <w:sz w:val="17"/>
-                <w:szCs w:val="17"/>
-              </w:rPr>
-              <w:t xml:space="preserve">              StatusBadge(label: event["category"]?["name"] ?? "General", color: priority ? Colors.red : Colors.blue),</w:t>
-            </w:r>
-          </w:p>
-          <w:p>
-            <w:pPr>
-              <w:spacing w:after="20" w:before="20"/>
-            </w:pPr>
-            <w:r>
-              <w:rPr>
-                <w:rFonts w:ascii="Courier New" w:cs="Courier New" w:eastAsia="Courier New" w:hAnsi="Courier New"/>
-                <w:color w:val="0F172A"/>
-                <w:sz w:val="17"/>
-                <w:szCs w:val="17"/>
-              </w:rPr>
-              <w:t xml:space="preserve">              IconButton(icon: Icon(isSaved ? Icons.bookmark : Icons.bookmark_border), onPressed: onBookmarkToggle),</w:t>
-            </w:r>
-          </w:p>
-          <w:p>
-            <w:pPr>
-              <w:spacing w:after="20" w:before="20"/>
-            </w:pPr>
-            <w:r>
-              <w:rPr>
-                <w:rFonts w:ascii="Courier New" w:cs="Courier New" w:eastAsia="Courier New" w:hAnsi="Courier New"/>
-                <w:color w:val="0F172A"/>
-                <w:sz w:val="17"/>
-                <w:szCs w:val="17"/>
-              </w:rPr>
-              <w:t xml:space="preserve">            ]),</w:t>
-            </w:r>
-          </w:p>
-          <w:p>
-            <w:pPr>
-              <w:spacing w:after="20" w:before="20"/>
-            </w:pPr>
-            <w:r>
-              <w:rPr>
-                <w:rFonts w:ascii="Courier New" w:cs="Courier New" w:eastAsia="Courier New" w:hAnsi="Courier New"/>
-                <w:color w:val="0F172A"/>
-                <w:sz w:val="17"/>
-                <w:szCs w:val="17"/>
-              </w:rPr>
-              <w:t xml:space="preserve">            Text(event["title"], style: Theme.of(context).textTheme.titleMedium),</w:t>
-            </w:r>
-          </w:p>
-          <w:p>
-            <w:pPr>
-              <w:spacing w:after="20" w:before="20"/>
-            </w:pPr>
-            <w:r>
-              <w:rPr>
-                <w:rFonts w:ascii="Courier New" w:cs="Courier New" w:eastAsia="Courier New" w:hAnsi="Courier New"/>
-                <w:color w:val="0F172A"/>
-                <w:sz w:val="17"/>
-                <w:szCs w:val="17"/>
-              </w:rPr>
-              <w:t xml:space="preserve">            Text(event["location"], style: Theme.of(context).textTheme.bodySmall),</w:t>
-            </w:r>
-          </w:p>
-          <w:p>
-            <w:pPr>
-              <w:spacing w:after="20" w:before="20"/>
-            </w:pPr>
-            <w:r>
-              <w:rPr>
-                <w:rFonts w:ascii="Courier New" w:cs="Courier New" w:eastAsia="Courier New" w:hAnsi="Courier New"/>
-                <w:color w:val="0F172A"/>
-                <w:sz w:val="17"/>
-                <w:szCs w:val="17"/>
-              </w:rPr>
-              <w:t xml:space="preserve">          ]),</w:t>
-            </w:r>
-          </w:p>
-          <w:p>
-            <w:pPr>
-              <w:spacing w:after="20" w:before="20"/>
-            </w:pPr>
-            <w:r>
-              <w:rPr>
-                <w:rFonts w:ascii="Courier New" w:cs="Courier New" w:eastAsia="Courier New" w:hAnsi="Courier New"/>
-                <w:color w:val="0F172A"/>
-                <w:sz w:val="17"/>
-                <w:szCs w:val="17"/>
-              </w:rPr>
-              <w:t xml:space="preserve">        ),</w:t>
-            </w:r>
-          </w:p>
-          <w:p>
-            <w:pPr>
-              <w:spacing w:after="20" w:before="20"/>
-            </w:pPr>
-            <w:r>
-              <w:rPr>
-                <w:rFonts w:ascii="Courier New" w:cs="Courier New" w:eastAsia="Courier New" w:hAnsi="Courier New"/>
-                <w:color w:val="0F172A"/>
-                <w:sz w:val="17"/>
-                <w:szCs w:val="17"/>
-              </w:rPr>
-              <w:t xml:space="preserve">      ),</w:t>
-            </w:r>
-          </w:p>
-          <w:p>
-            <w:pPr>
-              <w:spacing w:after="20" w:before="20"/>
-            </w:pPr>
-            <w:r>
-              <w:rPr>
-                <w:rFonts w:ascii="Courier New" w:cs="Courier New" w:eastAsia="Courier New" w:hAnsi="Courier New"/>
-                <w:color w:val="0F172A"/>
-                <w:sz w:val="17"/>
-                <w:szCs w:val="17"/>
-              </w:rPr>
-              <w:t xml:space="preserve">    );</w:t>
-            </w:r>
-          </w:p>
-          <w:p>
-            <w:pPr>
-              <w:spacing w:after="20" w:before="20"/>
-            </w:pPr>
-            <w:r>
-              <w:rPr>
-                <w:rFonts w:ascii="Courier New" w:cs="Courier New" w:eastAsia="Courier New" w:hAnsi="Courier New"/>
-                <w:color w:val="0F172A"/>
-                <w:sz w:val="17"/>
-                <w:szCs w:val="17"/>
-              </w:rPr>
-              <w:t xml:space="preserve">  }</w:t>
-            </w:r>
-          </w:p>
-          <w:p>
-            <w:pPr>
-              <w:spacing w:after="20" w:before="20"/>
-            </w:pPr>
-            <w:r>
-              <w:rPr>
-                <w:rFonts w:ascii="Courier New" w:cs="Courier New" w:eastAsia="Courier New" w:hAnsi="Courier New"/>
-                <w:color w:val="0F172A"/>
-                <w:sz w:val="17"/>
-                <w:szCs w:val="17"/>
-              </w:rPr>
-              <w:t xml:space="preserve">}</w:t>
-            </w:r>
-          </w:p>
-        </w:tc>
-      </w:tr>
-    </w:tbl>
-    <w:p>
-      <w:pPr>
-        <w:spacing w:after="200"/>
-      </w:pPr>
-    </w:p>
-    <w:p>
-      <w:r>
-        <w:br w:type="page"/>
-      </w:r>
-    </w:p>
-    <w:p>
-      <w:pPr>
-        <w:pStyle w:val="Heading1"/>
-        <w:spacing w:after="120" w:before="200"/>
-      </w:pPr>
-      <w:r>
-        <w:rPr>
-          <w:b/>
-          <w:bCs/>
-          <w:color w:val="1E3A8A"/>
-          <w:sz w:val="28"/>
-          <w:szCs w:val="28"/>
-        </w:rPr>
-        <w:t xml:space="preserve">3. Task 2: ShopSphere Mobile E-Commerce Application</w:t>
-      </w:r>
-    </w:p>
-    <w:p>
-      <w:pPr>
-        <w:spacing w:after="160"/>
-      </w:pPr>
-      <w:r>
-        <w:t xml:space="preserve">ShopSphere is an advanced peer-to-peer (C2C) and merchant mobile marketplace engineered with 100% Native Android Kotlin and Jetpack Compose. Registered students can securely buy supplies and list their own pre-owned textbooks and gadgets for others to purchase.</w:t>
-      </w:r>
-    </w:p>
-    <w:p>
-      <w:pPr>
-        <w:pStyle w:val="Heading2"/>
-        <w:spacing w:after="100" w:before="160"/>
-      </w:pPr>
-      <w:r>
-        <w:rPr>
-          <w:b/>
-          <w:bCs/>
-          <w:color w:val="2563EB"/>
-          <w:sz w:val="24"/>
-          <w:szCs w:val="24"/>
-        </w:rPr>
-        <w:t xml:space="preserve">3.1 Visual Design &amp; Native Compose UI</w:t>
+        <w:t xml:space="preserve">Figure 3: Task 1 College Alert — Notifications Center with Urgent Exam Hall Allotment Dispatch &amp; Unread Badges</w:t>
       </w:r>
     </w:p>
     <w:p>
@@ -1262,485 +719,7 @@
           <w:sz w:val="18"/>
           <w:szCs w:val="18"/>
         </w:rPr>
-        <w:t xml:space="preserve">Figure 4: Task 2 ShopSphere — Native Android Kotlin Jetpack Compose Product Catalog</w:t>
-      </w:r>
-    </w:p>
-    <w:p>
-      <w:pPr>
-        <w:pStyle w:val="Heading2"/>
-        <w:spacing w:after="100" w:before="160"/>
-      </w:pPr>
-      <w:r>
-        <w:rPr>
-          <w:b/>
-          <w:bCs/>
-          <w:color w:val="2563EB"/>
-          <w:sz w:val="24"/>
-          <w:szCs w:val="24"/>
-        </w:rPr>
-        <w:t xml:space="preserve">3.2 Data Security &amp; Payment Safety Implementation</w:t>
-      </w:r>
-    </w:p>
-    <w:p>
-      <w:pPr>
-        <w:spacing w:after="160"/>
-      </w:pPr>
-      <w:r>
-        <w:t xml:space="preserve">In direct fulfillment of the requirement ("Addressing data security and payment safety is crucial"):
-1. Luhn Algorithm Checksum: Validates credit/debit card numbers using the standard MOD 10 arithmetic algorithm.
-2. CVV &amp; Expiry Format Security: Enforces 3 to 4 digit verification and temporal expiry checks.
-3. PCI-DSS Card Number Masking: Primary Account Numbers are tokenized and masked as "**** **** **** 1234" with unique transaction hashes (TXN-XXXXXXXX).
-4. Concurrency-Safe SQL Transactions: Server-side atomic locks (prisma.$transaction) prevent double-spending and overselling.
-5. Cryptographic Password Hashing: Bcrypt with 10 salt rounds protects user credentials.</w:t>
-      </w:r>
-    </w:p>
-    <w:p>
-      <w:pPr>
-        <w:pStyle w:val="Heading2"/>
-        <w:spacing w:after="100" w:before="160"/>
-      </w:pPr>
-      <w:r>
-        <w:rPr>
-          <w:b/>
-          <w:bCs/>
-          <w:color w:val="2563EB"/>
-          <w:sz w:val="24"/>
-          <w:szCs w:val="24"/>
-        </w:rPr>
-        <w:t xml:space="preserve">3.3 Implementation Code Section (Kotlin)</w:t>
-      </w:r>
-    </w:p>
-    <w:tbl>
-      <w:tblPr>
-        <w:tblW w:type="pct" w:w="5000"/>
-        <w:tblBorders>
-          <w:top w:val="single" w:color="auto" w:sz="4"/>
-          <w:left w:val="single" w:color="auto" w:sz="4"/>
-          <w:bottom w:val="single" w:color="auto" w:sz="4"/>
-          <w:right w:val="single" w:color="auto" w:sz="4"/>
-          <w:insideH w:val="single" w:color="auto" w:sz="4"/>
-          <w:insideV w:val="single" w:color="auto" w:sz="4"/>
-        </w:tblBorders>
-      </w:tblPr>
-      <w:tblGrid>
-        <w:gridCol w:w="9026"/>
-      </w:tblGrid>
-      <w:tr>
-        <w:tc>
-          <w:tcPr>
-            <w:tcBorders>
-              <w:top w:val="single" w:color="CBD5E1" w:sz="1"/>
-              <w:left w:val="single" w:color="2563EB" w:sz="3"/>
-              <w:bottom w:val="single" w:color="CBD5E1" w:sz="1"/>
-              <w:right w:val="single" w:color="CBD5E1" w:sz="1"/>
-            </w:tcBorders>
-            <w:shd w:fill="F8FAFC" w:val="clear"/>
-          </w:tcPr>
-          <w:p>
-            <w:pPr>
-              <w:spacing w:after="20" w:before="20"/>
-            </w:pPr>
-            <w:r>
-              <w:rPr>
-                <w:rFonts w:ascii="Courier New" w:cs="Courier New" w:eastAsia="Courier New" w:hAnsi="Courier New"/>
-                <w:color w:val="0F172A"/>
-                <w:sz w:val="17"/>
-                <w:szCs w:val="17"/>
-              </w:rPr>
-              <w:t xml:space="preserve">// Kotlin Authoritative Cart Calculation &amp; Stock Validation Model</w:t>
-            </w:r>
-          </w:p>
-          <w:p>
-            <w:pPr>
-              <w:spacing w:after="20" w:before="20"/>
-            </w:pPr>
-            <w:r>
-              <w:rPr>
-                <w:rFonts w:ascii="Courier New" w:cs="Courier New" w:eastAsia="Courier New" w:hAnsi="Courier New"/>
-                <w:color w:val="0F172A"/>
-                <w:sz w:val="17"/>
-                <w:szCs w:val="17"/>
-              </w:rPr>
-              <w:t xml:space="preserve">data class CartItem(</w:t>
-            </w:r>
-          </w:p>
-          <w:p>
-            <w:pPr>
-              <w:spacing w:after="20" w:before="20"/>
-            </w:pPr>
-            <w:r>
-              <w:rPr>
-                <w:rFonts w:ascii="Courier New" w:cs="Courier New" w:eastAsia="Courier New" w:hAnsi="Courier New"/>
-                <w:color w:val="0F172A"/>
-                <w:sz w:val="17"/>
-                <w:szCs w:val="17"/>
-              </w:rPr>
-              <w:t xml:space="preserve">    val id: String,</w:t>
-            </w:r>
-          </w:p>
-          <w:p>
-            <w:pPr>
-              <w:spacing w:after="20" w:before="20"/>
-            </w:pPr>
-            <w:r>
-              <w:rPr>
-                <w:rFonts w:ascii="Courier New" w:cs="Courier New" w:eastAsia="Courier New" w:hAnsi="Courier New"/>
-                <w:color w:val="0F172A"/>
-                <w:sz w:val="17"/>
-                <w:szCs w:val="17"/>
-              </w:rPr>
-              <w:t xml:space="preserve">    val productId: String,</w:t>
-            </w:r>
-          </w:p>
-          <w:p>
-            <w:pPr>
-              <w:spacing w:after="20" w:before="20"/>
-            </w:pPr>
-            <w:r>
-              <w:rPr>
-                <w:rFonts w:ascii="Courier New" w:cs="Courier New" w:eastAsia="Courier New" w:hAnsi="Courier New"/>
-                <w:color w:val="0F172A"/>
-                <w:sz w:val="17"/>
-                <w:szCs w:val="17"/>
-              </w:rPr>
-              <w:t xml:space="preserve">    val productTitle: String,</w:t>
-            </w:r>
-          </w:p>
-          <w:p>
-            <w:pPr>
-              <w:spacing w:after="20" w:before="20"/>
-            </w:pPr>
-            <w:r>
-              <w:rPr>
-                <w:rFonts w:ascii="Courier New" w:cs="Courier New" w:eastAsia="Courier New" w:hAnsi="Courier New"/>
-                <w:color w:val="0F172A"/>
-                <w:sz w:val="17"/>
-                <w:szCs w:val="17"/>
-              </w:rPr>
-              <w:t xml:space="preserve">    val unitPrice: Double,</w:t>
-            </w:r>
-          </w:p>
-          <w:p>
-            <w:pPr>
-              <w:spacing w:after="20" w:before="20"/>
-            </w:pPr>
-            <w:r>
-              <w:rPr>
-                <w:rFonts w:ascii="Courier New" w:cs="Courier New" w:eastAsia="Courier New" w:hAnsi="Courier New"/>
-                <w:color w:val="0F172A"/>
-                <w:sz w:val="17"/>
-                <w:szCs w:val="17"/>
-              </w:rPr>
-              <w:t xml:space="preserve">    val quantity: Int,</w:t>
-            </w:r>
-          </w:p>
-          <w:p>
-            <w:pPr>
-              <w:spacing w:after="20" w:before="20"/>
-            </w:pPr>
-            <w:r>
-              <w:rPr>
-                <w:rFonts w:ascii="Courier New" w:cs="Courier New" w:eastAsia="Courier New" w:hAnsi="Courier New"/>
-                <w:color w:val="0F172A"/>
-                <w:sz w:val="17"/>
-                <w:szCs w:val="17"/>
-              </w:rPr>
-              <w:t xml:space="preserve">    val maxAvailableStock: Int</w:t>
-            </w:r>
-          </w:p>
-          <w:p>
-            <w:pPr>
-              <w:spacing w:after="20" w:before="20"/>
-            </w:pPr>
-            <w:r>
-              <w:rPr>
-                <w:rFonts w:ascii="Courier New" w:cs="Courier New" w:eastAsia="Courier New" w:hAnsi="Courier New"/>
-                <w:color w:val="0F172A"/>
-                <w:sz w:val="17"/>
-                <w:szCs w:val="17"/>
-              </w:rPr>
-              <w:t xml:space="preserve">) {</w:t>
-            </w:r>
-          </w:p>
-          <w:p>
-            <w:pPr>
-              <w:spacing w:after="20" w:before="20"/>
-            </w:pPr>
-            <w:r>
-              <w:rPr>
-                <w:rFonts w:ascii="Courier New" w:cs="Courier New" w:eastAsia="Courier New" w:hAnsi="Courier New"/>
-                <w:color w:val="0F172A"/>
-                <w:sz w:val="17"/>
-                <w:szCs w:val="17"/>
-              </w:rPr>
-              <w:t xml:space="preserve">    val totalPrice: Double get() = unitPrice * quantity</w:t>
-            </w:r>
-          </w:p>
-          <w:p>
-            <w:pPr>
-              <w:spacing w:after="20" w:before="20"/>
-            </w:pPr>
-            <w:r>
-              <w:rPr>
-                <w:rFonts w:ascii="Courier New" w:cs="Courier New" w:eastAsia="Courier New" w:hAnsi="Courier New"/>
-                <w:color w:val="0F172A"/>
-                <w:sz w:val="17"/>
-                <w:szCs w:val="17"/>
-              </w:rPr>
-              <w:t xml:space="preserve">    val isStockSufficient: Boolean get() = quantity &lt;= maxAvailableStock</w:t>
-            </w:r>
-          </w:p>
-          <w:p>
-            <w:pPr>
-              <w:spacing w:after="20" w:before="20"/>
-            </w:pPr>
-            <w:r>
-              <w:rPr>
-                <w:rFonts w:ascii="Courier New" w:cs="Courier New" w:eastAsia="Courier New" w:hAnsi="Courier New"/>
-                <w:color w:val="0F172A"/>
-                <w:sz w:val="17"/>
-                <w:szCs w:val="17"/>
-              </w:rPr>
-              <w:t xml:space="preserve">}</w:t>
-            </w:r>
-          </w:p>
-          <w:p>
-            <w:pPr>
-              <w:spacing w:after="20" w:before="20"/>
-            </w:pPr>
-            <w:r>
-              <w:rPr>
-                <w:rFonts w:ascii="Courier New" w:cs="Courier New" w:eastAsia="Courier New" w:hAnsi="Courier New"/>
-                <w:color w:val="0F172A"/>
-                <w:sz w:val="17"/>
-                <w:szCs w:val="17"/>
-              </w:rPr>
-              <w:t xml:space="preserve"/>
-            </w:r>
-          </w:p>
-          <w:p>
-            <w:pPr>
-              <w:spacing w:after="20" w:before="20"/>
-            </w:pPr>
-            <w:r>
-              <w:rPr>
-                <w:rFonts w:ascii="Courier New" w:cs="Courier New" w:eastAsia="Courier New" w:hAnsi="Courier New"/>
-                <w:color w:val="0F172A"/>
-                <w:sz w:val="17"/>
-                <w:szCs w:val="17"/>
-              </w:rPr>
-              <w:t xml:space="preserve">data class CartSummary(</w:t>
-            </w:r>
-          </w:p>
-          <w:p>
-            <w:pPr>
-              <w:spacing w:after="20" w:before="20"/>
-            </w:pPr>
-            <w:r>
-              <w:rPr>
-                <w:rFonts w:ascii="Courier New" w:cs="Courier New" w:eastAsia="Courier New" w:hAnsi="Courier New"/>
-                <w:color w:val="0F172A"/>
-                <w:sz w:val="17"/>
-                <w:szCs w:val="17"/>
-              </w:rPr>
-              <w:t xml:space="preserve">    val items: List&lt;CartItem&gt; = emptyList(),</w:t>
-            </w:r>
-          </w:p>
-          <w:p>
-            <w:pPr>
-              <w:spacing w:after="20" w:before="20"/>
-            </w:pPr>
-            <w:r>
-              <w:rPr>
-                <w:rFonts w:ascii="Courier New" w:cs="Courier New" w:eastAsia="Courier New" w:hAnsi="Courier New"/>
-                <w:color w:val="0F172A"/>
-                <w:sz w:val="17"/>
-                <w:szCs w:val="17"/>
-              </w:rPr>
-              <w:t xml:space="preserve">    val subtotal: Double = 0.0,</w:t>
-            </w:r>
-          </w:p>
-          <w:p>
-            <w:pPr>
-              <w:spacing w:after="20" w:before="20"/>
-            </w:pPr>
-            <w:r>
-              <w:rPr>
-                <w:rFonts w:ascii="Courier New" w:cs="Courier New" w:eastAsia="Courier New" w:hAnsi="Courier New"/>
-                <w:color w:val="0F172A"/>
-                <w:sz w:val="17"/>
-                <w:szCs w:val="17"/>
-              </w:rPr>
-              <w:t xml:space="preserve">    val deliveryFee: Double = 2.00,</w:t>
-            </w:r>
-          </w:p>
-          <w:p>
-            <w:pPr>
-              <w:spacing w:after="20" w:before="20"/>
-            </w:pPr>
-            <w:r>
-              <w:rPr>
-                <w:rFonts w:ascii="Courier New" w:cs="Courier New" w:eastAsia="Courier New" w:hAnsi="Courier New"/>
-                <w:color w:val="0F172A"/>
-                <w:sz w:val="17"/>
-                <w:szCs w:val="17"/>
-              </w:rPr>
-              <w:t xml:space="preserve">    val total: Double = 0.0</w:t>
-            </w:r>
-          </w:p>
-          <w:p>
-            <w:pPr>
-              <w:spacing w:after="20" w:before="20"/>
-            </w:pPr>
-            <w:r>
-              <w:rPr>
-                <w:rFonts w:ascii="Courier New" w:cs="Courier New" w:eastAsia="Courier New" w:hAnsi="Courier New"/>
-                <w:color w:val="0F172A"/>
-                <w:sz w:val="17"/>
-                <w:szCs w:val="17"/>
-              </w:rPr>
-              <w:t xml:space="preserve">) {</w:t>
-            </w:r>
-          </w:p>
-          <w:p>
-            <w:pPr>
-              <w:spacing w:after="20" w:before="20"/>
-            </w:pPr>
-            <w:r>
-              <w:rPr>
-                <w:rFonts w:ascii="Courier New" w:cs="Courier New" w:eastAsia="Courier New" w:hAnsi="Courier New"/>
-                <w:color w:val="0F172A"/>
-                <w:sz w:val="17"/>
-                <w:szCs w:val="17"/>
-              </w:rPr>
-              <w:t xml:space="preserve">    companion object {</w:t>
-            </w:r>
-          </w:p>
-          <w:p>
-            <w:pPr>
-              <w:spacing w:after="20" w:before="20"/>
-            </w:pPr>
-            <w:r>
-              <w:rPr>
-                <w:rFonts w:ascii="Courier New" w:cs="Courier New" w:eastAsia="Courier New" w:hAnsi="Courier New"/>
-                <w:color w:val="0F172A"/>
-                <w:sz w:val="17"/>
-                <w:szCs w:val="17"/>
-              </w:rPr>
-              <w:t xml:space="preserve">        fun calculate(items: List&lt;CartItem&gt;, deliveryFee: Double = 2.00): CartSummary {</w:t>
-            </w:r>
-          </w:p>
-          <w:p>
-            <w:pPr>
-              <w:spacing w:after="20" w:before="20"/>
-            </w:pPr>
-            <w:r>
-              <w:rPr>
-                <w:rFonts w:ascii="Courier New" w:cs="Courier New" w:eastAsia="Courier New" w:hAnsi="Courier New"/>
-                <w:color w:val="0F172A"/>
-                <w:sz w:val="17"/>
-                <w:szCs w:val="17"/>
-              </w:rPr>
-              <w:t xml:space="preserve">            val subtotal = items.sumOf { it.totalPrice }</w:t>
-            </w:r>
-          </w:p>
-          <w:p>
-            <w:pPr>
-              <w:spacing w:after="20" w:before="20"/>
-            </w:pPr>
-            <w:r>
-              <w:rPr>
-                <w:rFonts w:ascii="Courier New" w:cs="Courier New" w:eastAsia="Courier New" w:hAnsi="Courier New"/>
-                <w:color w:val="0F172A"/>
-                <w:sz w:val="17"/>
-                <w:szCs w:val="17"/>
-              </w:rPr>
-              <w:t xml:space="preserve">            val fee = if (items.isEmpty()) 0.0 else deliveryFee</w:t>
-            </w:r>
-          </w:p>
-          <w:p>
-            <w:pPr>
-              <w:spacing w:after="20" w:before="20"/>
-            </w:pPr>
-            <w:r>
-              <w:rPr>
-                <w:rFonts w:ascii="Courier New" w:cs="Courier New" w:eastAsia="Courier New" w:hAnsi="Courier New"/>
-                <w:color w:val="0F172A"/>
-                <w:sz w:val="17"/>
-                <w:szCs w:val="17"/>
-              </w:rPr>
-              <w:t xml:space="preserve">            return CartSummary(items = items, subtotal = subtotal, deliveryFee = fee, total = subtotal + fee)</w:t>
-            </w:r>
-          </w:p>
-          <w:p>
-            <w:pPr>
-              <w:spacing w:after="20" w:before="20"/>
-            </w:pPr>
-            <w:r>
-              <w:rPr>
-                <w:rFonts w:ascii="Courier New" w:cs="Courier New" w:eastAsia="Courier New" w:hAnsi="Courier New"/>
-                <w:color w:val="0F172A"/>
-                <w:sz w:val="17"/>
-                <w:szCs w:val="17"/>
-              </w:rPr>
-              <w:t xml:space="preserve">        }</w:t>
-            </w:r>
-          </w:p>
-          <w:p>
-            <w:pPr>
-              <w:spacing w:after="20" w:before="20"/>
-            </w:pPr>
-            <w:r>
-              <w:rPr>
-                <w:rFonts w:ascii="Courier New" w:cs="Courier New" w:eastAsia="Courier New" w:hAnsi="Courier New"/>
-                <w:color w:val="0F172A"/>
-                <w:sz w:val="17"/>
-                <w:szCs w:val="17"/>
-              </w:rPr>
-              <w:t xml:space="preserve">    }</w:t>
-            </w:r>
-          </w:p>
-          <w:p>
-            <w:pPr>
-              <w:spacing w:after="20" w:before="20"/>
-            </w:pPr>
-            <w:r>
-              <w:rPr>
-                <w:rFonts w:ascii="Courier New" w:cs="Courier New" w:eastAsia="Courier New" w:hAnsi="Courier New"/>
-                <w:color w:val="0F172A"/>
-                <w:sz w:val="17"/>
-                <w:szCs w:val="17"/>
-              </w:rPr>
-              <w:t xml:space="preserve">}</w:t>
-            </w:r>
-          </w:p>
-        </w:tc>
-      </w:tr>
-    </w:tbl>
-    <w:p>
-      <w:pPr>
-        <w:spacing w:after="200"/>
-      </w:pPr>
-    </w:p>
-    <w:p>
-      <w:r>
-        <w:br w:type="page"/>
-      </w:r>
-    </w:p>
-    <w:p>
-      <w:pPr>
-        <w:pStyle w:val="Heading1"/>
-        <w:spacing w:after="120" w:before="200"/>
-      </w:pPr>
-      <w:r>
-        <w:rPr>
-          <w:b/>
-          <w:bCs/>
-          <w:color w:val="1E3A8A"/>
-          <w:sz w:val="28"/>
-          <w:szCs w:val="28"/>
-        </w:rPr>
-        <w:t xml:space="preserve">4. Consolidated Automated Test Results</w:t>
+        <w:t xml:space="preserve">Figure 4: Task 1 College Alert — Campus Calendar Schedule View with Scheduled Academic Agenda &amp; Bookmarks</w:t>
       </w:r>
     </w:p>
     <w:p>
@@ -1802,7 +781,1401 @@
           <w:sz w:val="18"/>
           <w:szCs w:val="18"/>
         </w:rPr>
-        <w:t xml:space="preserve">Figure 5: Verification — Multi-Platform Automated Test Suite Execution (35/35 Passed)</w:t>
+        <w:t xml:space="preserve">Figure 5: Task 1 College Alert — Native Khmer Localization UI with Kantumruy Pro Font &amp; Instant Language Switcher</w:t>
+      </w:r>
+    </w:p>
+    <w:p>
+      <w:pPr>
+        <w:pStyle w:val="Heading2"/>
+        <w:spacing w:after="80" w:before="140"/>
+      </w:pPr>
+      <w:r>
+        <w:rPr>
+          <w:b/>
+          <w:bCs/>
+          <w:color w:val="2563EB"/>
+          <w:sz w:val="24"/>
+          <w:szCs w:val="24"/>
+        </w:rPr>
+        <w:t xml:space="preserve">2.3 Implementation Code Section (Flutter &amp; NestJS)</w:t>
+      </w:r>
+    </w:p>
+    <w:tbl>
+      <w:tblPr>
+        <w:tblW w:type="pct" w:w="5000"/>
+        <w:tblBorders>
+          <w:top w:val="single" w:color="auto" w:sz="4"/>
+          <w:left w:val="single" w:color="auto" w:sz="4"/>
+          <w:bottom w:val="single" w:color="auto" w:sz="4"/>
+          <w:right w:val="single" w:color="auto" w:sz="4"/>
+          <w:insideH w:val="single" w:color="auto" w:sz="4"/>
+          <w:insideV w:val="single" w:color="auto" w:sz="4"/>
+        </w:tblBorders>
+      </w:tblPr>
+      <w:tblGrid>
+        <w:gridCol w:w="9026"/>
+      </w:tblGrid>
+      <w:tr>
+        <w:tc>
+          <w:tcPr>
+            <w:tcBorders>
+              <w:top w:val="single" w:color="CBD5E1" w:sz="1"/>
+              <w:left w:val="single" w:color="2563EB" w:sz="4"/>
+              <w:bottom w:val="single" w:color="CBD5E1" w:sz="1"/>
+              <w:right w:val="single" w:color="CBD5E1" w:sz="1"/>
+            </w:tcBorders>
+            <w:shd w:fill="F8FAFC" w:val="clear"/>
+          </w:tcPr>
+          <w:p>
+            <w:pPr>
+              <w:spacing w:after="30" w:line="240"/>
+            </w:pPr>
+            <w:r>
+              <w:rPr>
+                <w:rFonts w:ascii="Consolas" w:cs="Consolas" w:eastAsia="Consolas" w:hAnsi="Consolas"/>
+                <w:color w:val="1E293B"/>
+                <w:sz w:val="17"/>
+                <w:szCs w:val="17"/>
+              </w:rPr>
+              <w:t xml:space="preserve">// Flutter EventCard UI Component with Status Badges and Bookmarking</w:t>
+            </w:r>
+          </w:p>
+          <w:p>
+            <w:pPr>
+              <w:spacing w:after="30" w:line="240"/>
+            </w:pPr>
+            <w:r>
+              <w:rPr>
+                <w:rFonts w:ascii="Consolas" w:cs="Consolas" w:eastAsia="Consolas" w:hAnsi="Consolas"/>
+                <w:color w:val="1E293B"/>
+                <w:sz w:val="17"/>
+                <w:szCs w:val="17"/>
+              </w:rPr>
+              <w:t xml:space="preserve">class EventCard extends StatelessWidget {</w:t>
+            </w:r>
+          </w:p>
+          <w:p>
+            <w:pPr>
+              <w:spacing w:after="30" w:line="240"/>
+            </w:pPr>
+            <w:r>
+              <w:rPr>
+                <w:rFonts w:ascii="Consolas" w:cs="Consolas" w:eastAsia="Consolas" w:hAnsi="Consolas"/>
+                <w:color w:val="1E293B"/>
+                <w:sz w:val="17"/>
+                <w:szCs w:val="17"/>
+              </w:rPr>
+              <w:t xml:space="preserve">  final Map&lt;String, dynamic&gt; event;</w:t>
+            </w:r>
+          </w:p>
+          <w:p>
+            <w:pPr>
+              <w:spacing w:after="30" w:line="240"/>
+            </w:pPr>
+            <w:r>
+              <w:rPr>
+                <w:rFonts w:ascii="Consolas" w:cs="Consolas" w:eastAsia="Consolas" w:hAnsi="Consolas"/>
+                <w:color w:val="1E293B"/>
+                <w:sz w:val="17"/>
+                <w:szCs w:val="17"/>
+              </w:rPr>
+              <w:t xml:space="preserve">  final bool isKhmer;</w:t>
+            </w:r>
+          </w:p>
+          <w:p>
+            <w:pPr>
+              <w:spacing w:after="30" w:line="240"/>
+            </w:pPr>
+            <w:r>
+              <w:rPr>
+                <w:rFonts w:ascii="Consolas" w:cs="Consolas" w:eastAsia="Consolas" w:hAnsi="Consolas"/>
+                <w:color w:val="1E293B"/>
+                <w:sz w:val="17"/>
+                <w:szCs w:val="17"/>
+              </w:rPr>
+              <w:t xml:space="preserve">  final bool isBookmarked;</w:t>
+            </w:r>
+          </w:p>
+          <w:p>
+            <w:pPr>
+              <w:spacing w:after="30" w:line="240"/>
+            </w:pPr>
+            <w:r>
+              <w:rPr>
+                <w:rFonts w:ascii="Consolas" w:cs="Consolas" w:eastAsia="Consolas" w:hAnsi="Consolas"/>
+                <w:color w:val="1E293B"/>
+                <w:sz w:val="17"/>
+                <w:szCs w:val="17"/>
+              </w:rPr>
+              <w:t xml:space="preserve">  final VoidCallback onTap;</w:t>
+            </w:r>
+          </w:p>
+          <w:p>
+            <w:pPr>
+              <w:spacing w:after="30" w:line="240"/>
+            </w:pPr>
+            <w:r>
+              <w:rPr>
+                <w:rFonts w:ascii="Consolas" w:cs="Consolas" w:eastAsia="Consolas" w:hAnsi="Consolas"/>
+                <w:color w:val="1E293B"/>
+                <w:sz w:val="17"/>
+                <w:szCs w:val="17"/>
+              </w:rPr>
+              <w:t xml:space="preserve">  final VoidCallback onBookmarkToggle;</w:t>
+            </w:r>
+          </w:p>
+          <w:p>
+            <w:pPr>
+              <w:spacing w:after="30" w:line="240"/>
+            </w:pPr>
+            <w:r>
+              <w:rPr>
+                <w:rFonts w:ascii="Consolas" w:cs="Consolas" w:eastAsia="Consolas" w:hAnsi="Consolas"/>
+                <w:color w:val="1E293B"/>
+                <w:sz w:val="17"/>
+                <w:szCs w:val="17"/>
+              </w:rPr>
+              <w:t xml:space="preserve"/>
+            </w:r>
+          </w:p>
+          <w:p>
+            <w:pPr>
+              <w:spacing w:after="30" w:line="240"/>
+            </w:pPr>
+            <w:r>
+              <w:rPr>
+                <w:rFonts w:ascii="Consolas" w:cs="Consolas" w:eastAsia="Consolas" w:hAnsi="Consolas"/>
+                <w:color w:val="1E293B"/>
+                <w:sz w:val="17"/>
+                <w:szCs w:val="17"/>
+              </w:rPr>
+              <w:t xml:space="preserve">  const EventCard({</w:t>
+            </w:r>
+          </w:p>
+          <w:p>
+            <w:pPr>
+              <w:spacing w:after="30" w:line="240"/>
+            </w:pPr>
+            <w:r>
+              <w:rPr>
+                <w:rFonts w:ascii="Consolas" w:cs="Consolas" w:eastAsia="Consolas" w:hAnsi="Consolas"/>
+                <w:color w:val="1E293B"/>
+                <w:sz w:val="17"/>
+                <w:szCs w:val="17"/>
+              </w:rPr>
+              <w:t xml:space="preserve">    super.key,</w:t>
+            </w:r>
+          </w:p>
+          <w:p>
+            <w:pPr>
+              <w:spacing w:after="30" w:line="240"/>
+            </w:pPr>
+            <w:r>
+              <w:rPr>
+                <w:rFonts w:ascii="Consolas" w:cs="Consolas" w:eastAsia="Consolas" w:hAnsi="Consolas"/>
+                <w:color w:val="1E293B"/>
+                <w:sz w:val="17"/>
+                <w:szCs w:val="17"/>
+              </w:rPr>
+              <w:t xml:space="preserve">    required this.event,</w:t>
+            </w:r>
+          </w:p>
+          <w:p>
+            <w:pPr>
+              <w:spacing w:after="30" w:line="240"/>
+            </w:pPr>
+            <w:r>
+              <w:rPr>
+                <w:rFonts w:ascii="Consolas" w:cs="Consolas" w:eastAsia="Consolas" w:hAnsi="Consolas"/>
+                <w:color w:val="1E293B"/>
+                <w:sz w:val="17"/>
+                <w:szCs w:val="17"/>
+              </w:rPr>
+              <w:t xml:space="preserve">    this.isKhmer = false,</w:t>
+            </w:r>
+          </w:p>
+          <w:p>
+            <w:pPr>
+              <w:spacing w:after="30" w:line="240"/>
+            </w:pPr>
+            <w:r>
+              <w:rPr>
+                <w:rFonts w:ascii="Consolas" w:cs="Consolas" w:eastAsia="Consolas" w:hAnsi="Consolas"/>
+                <w:color w:val="1E293B"/>
+                <w:sz w:val="17"/>
+                <w:szCs w:val="17"/>
+              </w:rPr>
+              <w:t xml:space="preserve">    this.isBookmarked = false,</w:t>
+            </w:r>
+          </w:p>
+          <w:p>
+            <w:pPr>
+              <w:spacing w:after="30" w:line="240"/>
+            </w:pPr>
+            <w:r>
+              <w:rPr>
+                <w:rFonts w:ascii="Consolas" w:cs="Consolas" w:eastAsia="Consolas" w:hAnsi="Consolas"/>
+                <w:color w:val="1E293B"/>
+                <w:sz w:val="17"/>
+                <w:szCs w:val="17"/>
+              </w:rPr>
+              <w:t xml:space="preserve">    required this.onTap,</w:t>
+            </w:r>
+          </w:p>
+          <w:p>
+            <w:pPr>
+              <w:spacing w:after="30" w:line="240"/>
+            </w:pPr>
+            <w:r>
+              <w:rPr>
+                <w:rFonts w:ascii="Consolas" w:cs="Consolas" w:eastAsia="Consolas" w:hAnsi="Consolas"/>
+                <w:color w:val="1E293B"/>
+                <w:sz w:val="17"/>
+                <w:szCs w:val="17"/>
+              </w:rPr>
+              <w:t xml:space="preserve">    required this.onBookmarkToggle,</w:t>
+            </w:r>
+          </w:p>
+          <w:p>
+            <w:pPr>
+              <w:spacing w:after="30" w:line="240"/>
+            </w:pPr>
+            <w:r>
+              <w:rPr>
+                <w:rFonts w:ascii="Consolas" w:cs="Consolas" w:eastAsia="Consolas" w:hAnsi="Consolas"/>
+                <w:color w:val="1E293B"/>
+                <w:sz w:val="17"/>
+                <w:szCs w:val="17"/>
+              </w:rPr>
+              <w:t xml:space="preserve">  });</w:t>
+            </w:r>
+          </w:p>
+          <w:p>
+            <w:pPr>
+              <w:spacing w:after="30" w:line="240"/>
+            </w:pPr>
+            <w:r>
+              <w:rPr>
+                <w:rFonts w:ascii="Consolas" w:cs="Consolas" w:eastAsia="Consolas" w:hAnsi="Consolas"/>
+                <w:color w:val="1E293B"/>
+                <w:sz w:val="17"/>
+                <w:szCs w:val="17"/>
+              </w:rPr>
+              <w:t xml:space="preserve"/>
+            </w:r>
+          </w:p>
+          <w:p>
+            <w:pPr>
+              <w:spacing w:after="30" w:line="240"/>
+            </w:pPr>
+            <w:r>
+              <w:rPr>
+                <w:rFonts w:ascii="Consolas" w:cs="Consolas" w:eastAsia="Consolas" w:hAnsi="Consolas"/>
+                <w:color w:val="1E293B"/>
+                <w:sz w:val="17"/>
+                <w:szCs w:val="17"/>
+              </w:rPr>
+              <w:t xml:space="preserve">  @override</w:t>
+            </w:r>
+          </w:p>
+          <w:p>
+            <w:pPr>
+              <w:spacing w:after="30" w:line="240"/>
+            </w:pPr>
+            <w:r>
+              <w:rPr>
+                <w:rFonts w:ascii="Consolas" w:cs="Consolas" w:eastAsia="Consolas" w:hAnsi="Consolas"/>
+                <w:color w:val="1E293B"/>
+                <w:sz w:val="17"/>
+                <w:szCs w:val="17"/>
+              </w:rPr>
+              <w:t xml:space="preserve">  Widget build(BuildContext context) {</w:t>
+            </w:r>
+          </w:p>
+          <w:p>
+            <w:pPr>
+              <w:spacing w:after="30" w:line="240"/>
+            </w:pPr>
+            <w:r>
+              <w:rPr>
+                <w:rFonts w:ascii="Consolas" w:cs="Consolas" w:eastAsia="Consolas" w:hAnsi="Consolas"/>
+                <w:color w:val="1E293B"/>
+                <w:sz w:val="17"/>
+                <w:szCs w:val="17"/>
+              </w:rPr>
+              <w:t xml:space="preserve">    final title = isKhmer &amp;&amp; event["titleKh"] != null ? event["titleKh"] : event["title"];</w:t>
+            </w:r>
+          </w:p>
+          <w:p>
+            <w:pPr>
+              <w:spacing w:after="30" w:line="240"/>
+            </w:pPr>
+            <w:r>
+              <w:rPr>
+                <w:rFonts w:ascii="Consolas" w:cs="Consolas" w:eastAsia="Consolas" w:hAnsi="Consolas"/>
+                <w:color w:val="1E293B"/>
+                <w:sz w:val="17"/>
+                <w:szCs w:val="17"/>
+              </w:rPr>
+              <w:t xml:space="preserve">    final priority = event["priorityAlert"] as bool? ?? false;</w:t>
+            </w:r>
+          </w:p>
+          <w:p>
+            <w:pPr>
+              <w:spacing w:after="30" w:line="240"/>
+            </w:pPr>
+            <w:r>
+              <w:rPr>
+                <w:rFonts w:ascii="Consolas" w:cs="Consolas" w:eastAsia="Consolas" w:hAnsi="Consolas"/>
+                <w:color w:val="1E293B"/>
+                <w:sz w:val="17"/>
+                <w:szCs w:val="17"/>
+              </w:rPr>
+              <w:t xml:space="preserve">    return Card(</w:t>
+            </w:r>
+          </w:p>
+          <w:p>
+            <w:pPr>
+              <w:spacing w:after="30" w:line="240"/>
+            </w:pPr>
+            <w:r>
+              <w:rPr>
+                <w:rFonts w:ascii="Consolas" w:cs="Consolas" w:eastAsia="Consolas" w:hAnsi="Consolas"/>
+                <w:color w:val="1E293B"/>
+                <w:sz w:val="17"/>
+                <w:szCs w:val="17"/>
+              </w:rPr>
+              <w:t xml:space="preserve">      elevation: 2,</w:t>
+            </w:r>
+          </w:p>
+          <w:p>
+            <w:pPr>
+              <w:spacing w:after="30" w:line="240"/>
+            </w:pPr>
+            <w:r>
+              <w:rPr>
+                <w:rFonts w:ascii="Consolas" w:cs="Consolas" w:eastAsia="Consolas" w:hAnsi="Consolas"/>
+                <w:color w:val="1E293B"/>
+                <w:sz w:val="17"/>
+                <w:szCs w:val="17"/>
+              </w:rPr>
+              <w:t xml:space="preserve">      shape: RoundedRectangleBorder(borderRadius: BorderRadius.circular(16)),</w:t>
+            </w:r>
+          </w:p>
+          <w:p>
+            <w:pPr>
+              <w:spacing w:after="30" w:line="240"/>
+            </w:pPr>
+            <w:r>
+              <w:rPr>
+                <w:rFonts w:ascii="Consolas" w:cs="Consolas" w:eastAsia="Consolas" w:hAnsi="Consolas"/>
+                <w:color w:val="1E293B"/>
+                <w:sz w:val="17"/>
+                <w:szCs w:val="17"/>
+              </w:rPr>
+              <w:t xml:space="preserve">      child: InkWell(</w:t>
+            </w:r>
+          </w:p>
+          <w:p>
+            <w:pPr>
+              <w:spacing w:after="30" w:line="240"/>
+            </w:pPr>
+            <w:r>
+              <w:rPr>
+                <w:rFonts w:ascii="Consolas" w:cs="Consolas" w:eastAsia="Consolas" w:hAnsi="Consolas"/>
+                <w:color w:val="1E293B"/>
+                <w:sz w:val="17"/>
+                <w:szCs w:val="17"/>
+              </w:rPr>
+              <w:t xml:space="preserve">        onTap: onTap,</w:t>
+            </w:r>
+          </w:p>
+          <w:p>
+            <w:pPr>
+              <w:spacing w:after="30" w:line="240"/>
+            </w:pPr>
+            <w:r>
+              <w:rPr>
+                <w:rFonts w:ascii="Consolas" w:cs="Consolas" w:eastAsia="Consolas" w:hAnsi="Consolas"/>
+                <w:color w:val="1E293B"/>
+                <w:sz w:val="17"/>
+                <w:szCs w:val="17"/>
+              </w:rPr>
+              <w:t xml:space="preserve">        child: Padding(</w:t>
+            </w:r>
+          </w:p>
+          <w:p>
+            <w:pPr>
+              <w:spacing w:after="30" w:line="240"/>
+            </w:pPr>
+            <w:r>
+              <w:rPr>
+                <w:rFonts w:ascii="Consolas" w:cs="Consolas" w:eastAsia="Consolas" w:hAnsi="Consolas"/>
+                <w:color w:val="1E293B"/>
+                <w:sz w:val="17"/>
+                <w:szCs w:val="17"/>
+              </w:rPr>
+              <w:t xml:space="preserve">          padding: const EdgeInsets.all(16.0),</w:t>
+            </w:r>
+          </w:p>
+          <w:p>
+            <w:pPr>
+              <w:spacing w:after="30" w:line="240"/>
+            </w:pPr>
+            <w:r>
+              <w:rPr>
+                <w:rFonts w:ascii="Consolas" w:cs="Consolas" w:eastAsia="Consolas" w:hAnsi="Consolas"/>
+                <w:color w:val="1E293B"/>
+                <w:sz w:val="17"/>
+                <w:szCs w:val="17"/>
+              </w:rPr>
+              <w:t xml:space="preserve">          child: Column(children: [</w:t>
+            </w:r>
+          </w:p>
+          <w:p>
+            <w:pPr>
+              <w:spacing w:after="30" w:line="240"/>
+            </w:pPr>
+            <w:r>
+              <w:rPr>
+                <w:rFonts w:ascii="Consolas" w:cs="Consolas" w:eastAsia="Consolas" w:hAnsi="Consolas"/>
+                <w:color w:val="1E293B"/>
+                <w:sz w:val="17"/>
+                <w:szCs w:val="17"/>
+              </w:rPr>
+              <w:t xml:space="preserve">            Row(children: [</w:t>
+            </w:r>
+          </w:p>
+          <w:p>
+            <w:pPr>
+              <w:spacing w:after="30" w:line="240"/>
+            </w:pPr>
+            <w:r>
+              <w:rPr>
+                <w:rFonts w:ascii="Consolas" w:cs="Consolas" w:eastAsia="Consolas" w:hAnsi="Consolas"/>
+                <w:color w:val="1E293B"/>
+                <w:sz w:val="17"/>
+                <w:szCs w:val="17"/>
+              </w:rPr>
+              <w:t xml:space="preserve">              StatusBadge(label: event["category"]?["name"] ?? "General", color: priority ? Colors.red : Colors.blue),</w:t>
+            </w:r>
+          </w:p>
+          <w:p>
+            <w:pPr>
+              <w:spacing w:after="30" w:line="240"/>
+            </w:pPr>
+            <w:r>
+              <w:rPr>
+                <w:rFonts w:ascii="Consolas" w:cs="Consolas" w:eastAsia="Consolas" w:hAnsi="Consolas"/>
+                <w:color w:val="1E293B"/>
+                <w:sz w:val="17"/>
+                <w:szCs w:val="17"/>
+              </w:rPr>
+              <w:t xml:space="preserve">              IconButton(icon: Icon(isBookmarked ? Icons.bookmark : Icons.bookmark_border), onPressed: onBookmarkToggle),</w:t>
+            </w:r>
+          </w:p>
+          <w:p>
+            <w:pPr>
+              <w:spacing w:after="30" w:line="240"/>
+            </w:pPr>
+            <w:r>
+              <w:rPr>
+                <w:rFonts w:ascii="Consolas" w:cs="Consolas" w:eastAsia="Consolas" w:hAnsi="Consolas"/>
+                <w:color w:val="1E293B"/>
+                <w:sz w:val="17"/>
+                <w:szCs w:val="17"/>
+              </w:rPr>
+              <w:t xml:space="preserve">            ]),</w:t>
+            </w:r>
+          </w:p>
+          <w:p>
+            <w:pPr>
+              <w:spacing w:after="30" w:line="240"/>
+            </w:pPr>
+            <w:r>
+              <w:rPr>
+                <w:rFonts w:ascii="Consolas" w:cs="Consolas" w:eastAsia="Consolas" w:hAnsi="Consolas"/>
+                <w:color w:val="1E293B"/>
+                <w:sz w:val="17"/>
+                <w:szCs w:val="17"/>
+              </w:rPr>
+              <w:t xml:space="preserve">            Text(title, style: Theme.of(context).textTheme.titleMedium),</w:t>
+            </w:r>
+          </w:p>
+          <w:p>
+            <w:pPr>
+              <w:spacing w:after="30" w:line="240"/>
+            </w:pPr>
+            <w:r>
+              <w:rPr>
+                <w:rFonts w:ascii="Consolas" w:cs="Consolas" w:eastAsia="Consolas" w:hAnsi="Consolas"/>
+                <w:color w:val="1E293B"/>
+                <w:sz w:val="17"/>
+                <w:szCs w:val="17"/>
+              </w:rPr>
+              <w:t xml:space="preserve">            Text(event["location"] ?? "Campus", style: Theme.of(context).textTheme.bodySmall),</w:t>
+            </w:r>
+          </w:p>
+          <w:p>
+            <w:pPr>
+              <w:spacing w:after="30" w:line="240"/>
+            </w:pPr>
+            <w:r>
+              <w:rPr>
+                <w:rFonts w:ascii="Consolas" w:cs="Consolas" w:eastAsia="Consolas" w:hAnsi="Consolas"/>
+                <w:color w:val="1E293B"/>
+                <w:sz w:val="17"/>
+                <w:szCs w:val="17"/>
+              </w:rPr>
+              <w:t xml:space="preserve">          ]),</w:t>
+            </w:r>
+          </w:p>
+          <w:p>
+            <w:pPr>
+              <w:spacing w:after="30" w:line="240"/>
+            </w:pPr>
+            <w:r>
+              <w:rPr>
+                <w:rFonts w:ascii="Consolas" w:cs="Consolas" w:eastAsia="Consolas" w:hAnsi="Consolas"/>
+                <w:color w:val="1E293B"/>
+                <w:sz w:val="17"/>
+                <w:szCs w:val="17"/>
+              </w:rPr>
+              <w:t xml:space="preserve">        ),</w:t>
+            </w:r>
+          </w:p>
+          <w:p>
+            <w:pPr>
+              <w:spacing w:after="30" w:line="240"/>
+            </w:pPr>
+            <w:r>
+              <w:rPr>
+                <w:rFonts w:ascii="Consolas" w:cs="Consolas" w:eastAsia="Consolas" w:hAnsi="Consolas"/>
+                <w:color w:val="1E293B"/>
+                <w:sz w:val="17"/>
+                <w:szCs w:val="17"/>
+              </w:rPr>
+              <w:t xml:space="preserve">      ),</w:t>
+            </w:r>
+          </w:p>
+          <w:p>
+            <w:pPr>
+              <w:spacing w:after="30" w:line="240"/>
+            </w:pPr>
+            <w:r>
+              <w:rPr>
+                <w:rFonts w:ascii="Consolas" w:cs="Consolas" w:eastAsia="Consolas" w:hAnsi="Consolas"/>
+                <w:color w:val="1E293B"/>
+                <w:sz w:val="17"/>
+                <w:szCs w:val="17"/>
+              </w:rPr>
+              <w:t xml:space="preserve">    );</w:t>
+            </w:r>
+          </w:p>
+          <w:p>
+            <w:pPr>
+              <w:spacing w:after="30" w:line="240"/>
+            </w:pPr>
+            <w:r>
+              <w:rPr>
+                <w:rFonts w:ascii="Consolas" w:cs="Consolas" w:eastAsia="Consolas" w:hAnsi="Consolas"/>
+                <w:color w:val="1E293B"/>
+                <w:sz w:val="17"/>
+                <w:szCs w:val="17"/>
+              </w:rPr>
+              <w:t xml:space="preserve">  }</w:t>
+            </w:r>
+          </w:p>
+          <w:p>
+            <w:pPr>
+              <w:spacing w:after="30" w:line="240"/>
+            </w:pPr>
+            <w:r>
+              <w:rPr>
+                <w:rFonts w:ascii="Consolas" w:cs="Consolas" w:eastAsia="Consolas" w:hAnsi="Consolas"/>
+                <w:color w:val="1E293B"/>
+                <w:sz w:val="17"/>
+                <w:szCs w:val="17"/>
+              </w:rPr>
+              <w:t xml:space="preserve">}</w:t>
+            </w:r>
+          </w:p>
+        </w:tc>
+      </w:tr>
+    </w:tbl>
+    <w:p>
+      <w:pPr>
+        <w:spacing w:after="180"/>
+      </w:pPr>
+    </w:p>
+    <w:p>
+      <w:r>
+        <w:br w:type="page"/>
+      </w:r>
+    </w:p>
+    <w:p>
+      <w:pPr>
+        <w:pStyle w:val="Heading1"/>
+        <w:spacing w:after="120" w:before="200"/>
+      </w:pPr>
+      <w:r>
+        <w:rPr>
+          <w:b/>
+          <w:bCs/>
+          <w:color w:val="1E3A8A"/>
+          <w:sz w:val="28"/>
+          <w:szCs w:val="28"/>
+        </w:rPr>
+        <w:t xml:space="preserve">3. Task 2: ShopSphere Mobile E-Commerce Application</w:t>
+      </w:r>
+    </w:p>
+    <w:p>
+      <w:pPr>
+        <w:spacing w:after="140"/>
+      </w:pPr>
+      <w:r>
+        <w:t xml:space="preserve">ShopSphere is an advanced peer-to-peer (C2C) and merchant mobile marketplace engineered with 100% Native Android Kotlin and Jetpack Compose. Registered students can securely purchase supplies and list their own pre-owned textbooks and electronics for others to buy.</w:t>
+      </w:r>
+    </w:p>
+    <w:p>
+      <w:pPr>
+        <w:pStyle w:val="Heading2"/>
+        <w:spacing w:after="80" w:before="140"/>
+      </w:pPr>
+      <w:r>
+        <w:rPr>
+          <w:b/>
+          <w:bCs/>
+          <w:color w:val="2563EB"/>
+          <w:sz w:val="24"/>
+          <w:szCs w:val="24"/>
+        </w:rPr>
+        <w:t xml:space="preserve">3.1 Visual Design &amp; Native Compose UI Showcase</w:t>
+      </w:r>
+    </w:p>
+    <w:p>
+      <w:pPr>
+        <w:spacing w:after="60" w:before="140"/>
+        <w:jc w:val="center"/>
+      </w:pPr>
+      <w:r>
+        <w:drawing>
+          <wp:inline distT="0" distB="0" distL="0" distR="0">
+            <wp:extent cx="4191000" cy="2952750"/>
+            <wp:effectExtent t="0" r="0" b="0" l="0"/>
+            <wp:docPr id="6" name=""/>
+            <wp:cNvGraphicFramePr>
+              <a:graphicFrameLocks xmlns:a="http://schemas.openxmlformats.org/drawingml/2006/main" noChangeAspect="1"/>
+            </wp:cNvGraphicFramePr>
+            <a:graphic xmlns:a="http://schemas.openxmlformats.org/drawingml/2006/main">
+              <a:graphicData uri="http://schemas.openxmlformats.org/drawingml/2006/picture">
+                <pic:pic xmlns:pic="http://schemas.openxmlformats.org/drawingml/2006/picture">
+                  <pic:nvPicPr>
+                    <pic:cNvPr id="0" name="" descr=""/>
+                    <pic:cNvPicPr>
+                      <a:picLocks noChangeAspect="1" noChangeArrowheads="1"/>
+                    </pic:cNvPicPr>
+                  </pic:nvPicPr>
+                  <pic:blipFill>
+                    <a:blip r:embed="rId12" cstate="none"/>
+                    <a:srcRect/>
+                    <a:stretch>
+                      <a:fillRect/>
+                    </a:stretch>
+                  </pic:blipFill>
+                  <pic:spPr bwMode="auto">
+                    <a:xfrm>
+                      <a:off x="0" y="0"/>
+                      <a:ext cx="4191000" cy="2952750"/>
+                    </a:xfrm>
+                    <a:prstGeom prst="rect">
+                      <a:avLst/>
+                    </a:prstGeom>
+                  </pic:spPr>
+                </pic:pic>
+              </a:graphicData>
+            </a:graphic>
+          </wp:inline>
+        </w:drawing>
+      </w:r>
+    </w:p>
+    <w:p>
+      <w:pPr>
+        <w:spacing w:after="180"/>
+        <w:jc w:val="center"/>
+      </w:pPr>
+      <w:r>
+        <w:rPr>
+          <w:i/>
+          <w:iCs/>
+          <w:color w:val="64748B"/>
+          <w:sz w:val="18"/>
+          <w:szCs w:val="18"/>
+        </w:rPr>
+        <w:t xml:space="preserve">Figure 6: Task 2 ShopSphere — Native Android Kotlin Jetpack Compose Product Catalog with Student Pricing &amp; Cart Badges</w:t>
+      </w:r>
+    </w:p>
+    <w:p>
+      <w:pPr>
+        <w:spacing w:after="60" w:before="140"/>
+        <w:jc w:val="center"/>
+      </w:pPr>
+      <w:r>
+        <w:drawing>
+          <wp:inline distT="0" distB="0" distL="0" distR="0">
+            <wp:extent cx="4191000" cy="2952750"/>
+            <wp:effectExtent t="0" r="0" b="0" l="0"/>
+            <wp:docPr id="7" name=""/>
+            <wp:cNvGraphicFramePr>
+              <a:graphicFrameLocks xmlns:a="http://schemas.openxmlformats.org/drawingml/2006/main" noChangeAspect="1"/>
+            </wp:cNvGraphicFramePr>
+            <a:graphic xmlns:a="http://schemas.openxmlformats.org/drawingml/2006/main">
+              <a:graphicData uri="http://schemas.openxmlformats.org/drawingml/2006/picture">
+                <pic:pic xmlns:pic="http://schemas.openxmlformats.org/drawingml/2006/picture">
+                  <pic:nvPicPr>
+                    <pic:cNvPr id="0" name="" descr=""/>
+                    <pic:cNvPicPr>
+                      <a:picLocks noChangeAspect="1" noChangeArrowheads="1"/>
+                    </pic:cNvPicPr>
+                  </pic:nvPicPr>
+                  <pic:blipFill>
+                    <a:blip r:embed="rId13" cstate="none"/>
+                    <a:srcRect/>
+                    <a:stretch>
+                      <a:fillRect/>
+                    </a:stretch>
+                  </pic:blipFill>
+                  <pic:spPr bwMode="auto">
+                    <a:xfrm>
+                      <a:off x="0" y="0"/>
+                      <a:ext cx="4191000" cy="2952750"/>
+                    </a:xfrm>
+                    <a:prstGeom prst="rect">
+                      <a:avLst/>
+                    </a:prstGeom>
+                  </pic:spPr>
+                </pic:pic>
+              </a:graphicData>
+            </a:graphic>
+          </wp:inline>
+        </w:drawing>
+      </w:r>
+    </w:p>
+    <w:p>
+      <w:pPr>
+        <w:spacing w:after="180"/>
+        <w:jc w:val="center"/>
+      </w:pPr>
+      <w:r>
+        <w:rPr>
+          <w:i/>
+          <w:iCs/>
+          <w:color w:val="64748B"/>
+          <w:sz w:val="18"/>
+          <w:szCs w:val="18"/>
+        </w:rPr>
+        <w:t xml:space="preserve">Figure 7: Task 2 ShopSphere — Peer-to-Peer (C2C) Seller Studio ("Sell Your Product") with Condition &amp; Stock Controls</w:t>
+      </w:r>
+    </w:p>
+    <w:p>
+      <w:pPr>
+        <w:spacing w:after="60" w:before="140"/>
+        <w:jc w:val="center"/>
+      </w:pPr>
+      <w:r>
+        <w:drawing>
+          <wp:inline distT="0" distB="0" distL="0" distR="0">
+            <wp:extent cx="4191000" cy="2952750"/>
+            <wp:effectExtent t="0" r="0" b="0" l="0"/>
+            <wp:docPr id="8" name=""/>
+            <wp:cNvGraphicFramePr>
+              <a:graphicFrameLocks xmlns:a="http://schemas.openxmlformats.org/drawingml/2006/main" noChangeAspect="1"/>
+            </wp:cNvGraphicFramePr>
+            <a:graphic xmlns:a="http://schemas.openxmlformats.org/drawingml/2006/main">
+              <a:graphicData uri="http://schemas.openxmlformats.org/drawingml/2006/picture">
+                <pic:pic xmlns:pic="http://schemas.openxmlformats.org/drawingml/2006/picture">
+                  <pic:nvPicPr>
+                    <pic:cNvPr id="0" name="" descr=""/>
+                    <pic:cNvPicPr>
+                      <a:picLocks noChangeAspect="1" noChangeArrowheads="1"/>
+                    </pic:cNvPicPr>
+                  </pic:nvPicPr>
+                  <pic:blipFill>
+                    <a:blip r:embed="rId14" cstate="none"/>
+                    <a:srcRect/>
+                    <a:stretch>
+                      <a:fillRect/>
+                    </a:stretch>
+                  </pic:blipFill>
+                  <pic:spPr bwMode="auto">
+                    <a:xfrm>
+                      <a:off x="0" y="0"/>
+                      <a:ext cx="4191000" cy="2952750"/>
+                    </a:xfrm>
+                    <a:prstGeom prst="rect">
+                      <a:avLst/>
+                    </a:prstGeom>
+                  </pic:spPr>
+                </pic:pic>
+              </a:graphicData>
+            </a:graphic>
+          </wp:inline>
+        </w:drawing>
+      </w:r>
+    </w:p>
+    <w:p>
+      <w:pPr>
+        <w:spacing w:after="180"/>
+        <w:jc w:val="center"/>
+      </w:pPr>
+      <w:r>
+        <w:rPr>
+          <w:i/>
+          <w:iCs/>
+          <w:color w:val="64748B"/>
+          <w:sz w:val="18"/>
+          <w:szCs w:val="18"/>
+        </w:rPr>
+        <w:t xml:space="preserve">Figure 8: Task 2 ShopSphere — PCI-DSS &amp; Luhn Payment Safety Sandbox with MOD 10 Checksum &amp; Concurrency SQL Locks</w:t>
+      </w:r>
+    </w:p>
+    <w:p>
+      <w:pPr>
+        <w:pStyle w:val="Heading2"/>
+        <w:spacing w:after="80" w:before="140"/>
+      </w:pPr>
+      <w:r>
+        <w:rPr>
+          <w:b/>
+          <w:bCs/>
+          <w:color w:val="2563EB"/>
+          <w:sz w:val="24"/>
+          <w:szCs w:val="24"/>
+        </w:rPr>
+        <w:t xml:space="preserve">3.2 Data Security &amp; Payment Safety Architecture</w:t>
+      </w:r>
+    </w:p>
+    <w:p>
+      <w:pPr>
+        <w:spacing w:after="140"/>
+      </w:pPr>
+      <w:r>
+        <w:t xml:space="preserve">In strict compliance with the task specification ("Addressing data security and payment safety is crucial"):
+1. Luhn Algorithm Checksum: Validates payment card numbers via the industry-standard MOD 10 arithmetic algorithm before checkout submission.
+2. PCI-DSS Card Number Masking: Primary Account Numbers are never stored in plaintext and are masked as "**** **** **** 1234" with unique tokenized transaction hashes (TXN-XXXXXXXX).
+3. Concurrency-Safe SQL Transactions: Server-side atomic locks (prisma.$transaction) prevent overselling and double-spending across simultaneous checkouts.
+4. Cryptographic Password Hashing: Bcrypt with 10 salt rounds secures all user credentials in PostgreSQL.</w:t>
+      </w:r>
+    </w:p>
+    <w:p>
+      <w:pPr>
+        <w:pStyle w:val="Heading2"/>
+        <w:spacing w:after="80" w:before="140"/>
+      </w:pPr>
+      <w:r>
+        <w:rPr>
+          <w:b/>
+          <w:bCs/>
+          <w:color w:val="2563EB"/>
+          <w:sz w:val="24"/>
+          <w:szCs w:val="24"/>
+        </w:rPr>
+        <w:t xml:space="preserve">3.3 Implementation Code Section (Kotlin &amp; Prisma)</w:t>
+      </w:r>
+    </w:p>
+    <w:tbl>
+      <w:tblPr>
+        <w:tblW w:type="pct" w:w="5000"/>
+        <w:tblBorders>
+          <w:top w:val="single" w:color="auto" w:sz="4"/>
+          <w:left w:val="single" w:color="auto" w:sz="4"/>
+          <w:bottom w:val="single" w:color="auto" w:sz="4"/>
+          <w:right w:val="single" w:color="auto" w:sz="4"/>
+          <w:insideH w:val="single" w:color="auto" w:sz="4"/>
+          <w:insideV w:val="single" w:color="auto" w:sz="4"/>
+        </w:tblBorders>
+      </w:tblPr>
+      <w:tblGrid>
+        <w:gridCol w:w="9026"/>
+      </w:tblGrid>
+      <w:tr>
+        <w:tc>
+          <w:tcPr>
+            <w:tcBorders>
+              <w:top w:val="single" w:color="CBD5E1" w:sz="1"/>
+              <w:left w:val="single" w:color="2563EB" w:sz="4"/>
+              <w:bottom w:val="single" w:color="CBD5E1" w:sz="1"/>
+              <w:right w:val="single" w:color="CBD5E1" w:sz="1"/>
+            </w:tcBorders>
+            <w:shd w:fill="F8FAFC" w:val="clear"/>
+          </w:tcPr>
+          <w:p>
+            <w:pPr>
+              <w:spacing w:after="30" w:line="240"/>
+            </w:pPr>
+            <w:r>
+              <w:rPr>
+                <w:rFonts w:ascii="Consolas" w:cs="Consolas" w:eastAsia="Consolas" w:hAnsi="Consolas"/>
+                <w:color w:val="1E293B"/>
+                <w:sz w:val="17"/>
+                <w:szCs w:val="17"/>
+              </w:rPr>
+              <w:t xml:space="preserve">// Kotlin Authoritative Cart Calculation &amp; Stock Validation Model</w:t>
+            </w:r>
+          </w:p>
+          <w:p>
+            <w:pPr>
+              <w:spacing w:after="30" w:line="240"/>
+            </w:pPr>
+            <w:r>
+              <w:rPr>
+                <w:rFonts w:ascii="Consolas" w:cs="Consolas" w:eastAsia="Consolas" w:hAnsi="Consolas"/>
+                <w:color w:val="1E293B"/>
+                <w:sz w:val="17"/>
+                <w:szCs w:val="17"/>
+              </w:rPr>
+              <w:t xml:space="preserve">data class CartItem(</w:t>
+            </w:r>
+          </w:p>
+          <w:p>
+            <w:pPr>
+              <w:spacing w:after="30" w:line="240"/>
+            </w:pPr>
+            <w:r>
+              <w:rPr>
+                <w:rFonts w:ascii="Consolas" w:cs="Consolas" w:eastAsia="Consolas" w:hAnsi="Consolas"/>
+                <w:color w:val="1E293B"/>
+                <w:sz w:val="17"/>
+                <w:szCs w:val="17"/>
+              </w:rPr>
+              <w:t xml:space="preserve">    val id: String,</w:t>
+            </w:r>
+          </w:p>
+          <w:p>
+            <w:pPr>
+              <w:spacing w:after="30" w:line="240"/>
+            </w:pPr>
+            <w:r>
+              <w:rPr>
+                <w:rFonts w:ascii="Consolas" w:cs="Consolas" w:eastAsia="Consolas" w:hAnsi="Consolas"/>
+                <w:color w:val="1E293B"/>
+                <w:sz w:val="17"/>
+                <w:szCs w:val="17"/>
+              </w:rPr>
+              <w:t xml:space="preserve">    val productId: String,</w:t>
+            </w:r>
+          </w:p>
+          <w:p>
+            <w:pPr>
+              <w:spacing w:after="30" w:line="240"/>
+            </w:pPr>
+            <w:r>
+              <w:rPr>
+                <w:rFonts w:ascii="Consolas" w:cs="Consolas" w:eastAsia="Consolas" w:hAnsi="Consolas"/>
+                <w:color w:val="1E293B"/>
+                <w:sz w:val="17"/>
+                <w:szCs w:val="17"/>
+              </w:rPr>
+              <w:t xml:space="preserve">    val productTitle: String,</w:t>
+            </w:r>
+          </w:p>
+          <w:p>
+            <w:pPr>
+              <w:spacing w:after="30" w:line="240"/>
+            </w:pPr>
+            <w:r>
+              <w:rPr>
+                <w:rFonts w:ascii="Consolas" w:cs="Consolas" w:eastAsia="Consolas" w:hAnsi="Consolas"/>
+                <w:color w:val="1E293B"/>
+                <w:sz w:val="17"/>
+                <w:szCs w:val="17"/>
+              </w:rPr>
+              <w:t xml:space="preserve">    val unitPrice: Double,</w:t>
+            </w:r>
+          </w:p>
+          <w:p>
+            <w:pPr>
+              <w:spacing w:after="30" w:line="240"/>
+            </w:pPr>
+            <w:r>
+              <w:rPr>
+                <w:rFonts w:ascii="Consolas" w:cs="Consolas" w:eastAsia="Consolas" w:hAnsi="Consolas"/>
+                <w:color w:val="1E293B"/>
+                <w:sz w:val="17"/>
+                <w:szCs w:val="17"/>
+              </w:rPr>
+              <w:t xml:space="preserve">    val quantity: Int,</w:t>
+            </w:r>
+          </w:p>
+          <w:p>
+            <w:pPr>
+              <w:spacing w:after="30" w:line="240"/>
+            </w:pPr>
+            <w:r>
+              <w:rPr>
+                <w:rFonts w:ascii="Consolas" w:cs="Consolas" w:eastAsia="Consolas" w:hAnsi="Consolas"/>
+                <w:color w:val="1E293B"/>
+                <w:sz w:val="17"/>
+                <w:szCs w:val="17"/>
+              </w:rPr>
+              <w:t xml:space="preserve">    val maxAvailableStock: Int</w:t>
+            </w:r>
+          </w:p>
+          <w:p>
+            <w:pPr>
+              <w:spacing w:after="30" w:line="240"/>
+            </w:pPr>
+            <w:r>
+              <w:rPr>
+                <w:rFonts w:ascii="Consolas" w:cs="Consolas" w:eastAsia="Consolas" w:hAnsi="Consolas"/>
+                <w:color w:val="1E293B"/>
+                <w:sz w:val="17"/>
+                <w:szCs w:val="17"/>
+              </w:rPr>
+              <w:t xml:space="preserve">) {</w:t>
+            </w:r>
+          </w:p>
+          <w:p>
+            <w:pPr>
+              <w:spacing w:after="30" w:line="240"/>
+            </w:pPr>
+            <w:r>
+              <w:rPr>
+                <w:rFonts w:ascii="Consolas" w:cs="Consolas" w:eastAsia="Consolas" w:hAnsi="Consolas"/>
+                <w:color w:val="1E293B"/>
+                <w:sz w:val="17"/>
+                <w:szCs w:val="17"/>
+              </w:rPr>
+              <w:t xml:space="preserve">    val totalPrice: Double get() = unitPrice * quantity</w:t>
+            </w:r>
+          </w:p>
+          <w:p>
+            <w:pPr>
+              <w:spacing w:after="30" w:line="240"/>
+            </w:pPr>
+            <w:r>
+              <w:rPr>
+                <w:rFonts w:ascii="Consolas" w:cs="Consolas" w:eastAsia="Consolas" w:hAnsi="Consolas"/>
+                <w:color w:val="1E293B"/>
+                <w:sz w:val="17"/>
+                <w:szCs w:val="17"/>
+              </w:rPr>
+              <w:t xml:space="preserve">    val isStockSufficient: Boolean get() = quantity &lt;= maxAvailableStock</w:t>
+            </w:r>
+          </w:p>
+          <w:p>
+            <w:pPr>
+              <w:spacing w:after="30" w:line="240"/>
+            </w:pPr>
+            <w:r>
+              <w:rPr>
+                <w:rFonts w:ascii="Consolas" w:cs="Consolas" w:eastAsia="Consolas" w:hAnsi="Consolas"/>
+                <w:color w:val="1E293B"/>
+                <w:sz w:val="17"/>
+                <w:szCs w:val="17"/>
+              </w:rPr>
+              <w:t xml:space="preserve">}</w:t>
+            </w:r>
+          </w:p>
+          <w:p>
+            <w:pPr>
+              <w:spacing w:after="30" w:line="240"/>
+            </w:pPr>
+            <w:r>
+              <w:rPr>
+                <w:rFonts w:ascii="Consolas" w:cs="Consolas" w:eastAsia="Consolas" w:hAnsi="Consolas"/>
+                <w:color w:val="1E293B"/>
+                <w:sz w:val="17"/>
+                <w:szCs w:val="17"/>
+              </w:rPr>
+              <w:t xml:space="preserve"/>
+            </w:r>
+          </w:p>
+          <w:p>
+            <w:pPr>
+              <w:spacing w:after="30" w:line="240"/>
+            </w:pPr>
+            <w:r>
+              <w:rPr>
+                <w:rFonts w:ascii="Consolas" w:cs="Consolas" w:eastAsia="Consolas" w:hAnsi="Consolas"/>
+                <w:color w:val="1E293B"/>
+                <w:sz w:val="17"/>
+                <w:szCs w:val="17"/>
+              </w:rPr>
+              <w:t xml:space="preserve">data class CartSummary(</w:t>
+            </w:r>
+          </w:p>
+          <w:p>
+            <w:pPr>
+              <w:spacing w:after="30" w:line="240"/>
+            </w:pPr>
+            <w:r>
+              <w:rPr>
+                <w:rFonts w:ascii="Consolas" w:cs="Consolas" w:eastAsia="Consolas" w:hAnsi="Consolas"/>
+                <w:color w:val="1E293B"/>
+                <w:sz w:val="17"/>
+                <w:szCs w:val="17"/>
+              </w:rPr>
+              <w:t xml:space="preserve">    val items: List&lt;CartItem&gt; = emptyList(),</w:t>
+            </w:r>
+          </w:p>
+          <w:p>
+            <w:pPr>
+              <w:spacing w:after="30" w:line="240"/>
+            </w:pPr>
+            <w:r>
+              <w:rPr>
+                <w:rFonts w:ascii="Consolas" w:cs="Consolas" w:eastAsia="Consolas" w:hAnsi="Consolas"/>
+                <w:color w:val="1E293B"/>
+                <w:sz w:val="17"/>
+                <w:szCs w:val="17"/>
+              </w:rPr>
+              <w:t xml:space="preserve">    val subtotal: Double = 0.0,</w:t>
+            </w:r>
+          </w:p>
+          <w:p>
+            <w:pPr>
+              <w:spacing w:after="30" w:line="240"/>
+            </w:pPr>
+            <w:r>
+              <w:rPr>
+                <w:rFonts w:ascii="Consolas" w:cs="Consolas" w:eastAsia="Consolas" w:hAnsi="Consolas"/>
+                <w:color w:val="1E293B"/>
+                <w:sz w:val="17"/>
+                <w:szCs w:val="17"/>
+              </w:rPr>
+              <w:t xml:space="preserve">    val deliveryFee: Double = 2.00,</w:t>
+            </w:r>
+          </w:p>
+          <w:p>
+            <w:pPr>
+              <w:spacing w:after="30" w:line="240"/>
+            </w:pPr>
+            <w:r>
+              <w:rPr>
+                <w:rFonts w:ascii="Consolas" w:cs="Consolas" w:eastAsia="Consolas" w:hAnsi="Consolas"/>
+                <w:color w:val="1E293B"/>
+                <w:sz w:val="17"/>
+                <w:szCs w:val="17"/>
+              </w:rPr>
+              <w:t xml:space="preserve">    val total: Double = 0.0</w:t>
+            </w:r>
+          </w:p>
+          <w:p>
+            <w:pPr>
+              <w:spacing w:after="30" w:line="240"/>
+            </w:pPr>
+            <w:r>
+              <w:rPr>
+                <w:rFonts w:ascii="Consolas" w:cs="Consolas" w:eastAsia="Consolas" w:hAnsi="Consolas"/>
+                <w:color w:val="1E293B"/>
+                <w:sz w:val="17"/>
+                <w:szCs w:val="17"/>
+              </w:rPr>
+              <w:t xml:space="preserve">) {</w:t>
+            </w:r>
+          </w:p>
+          <w:p>
+            <w:pPr>
+              <w:spacing w:after="30" w:line="240"/>
+            </w:pPr>
+            <w:r>
+              <w:rPr>
+                <w:rFonts w:ascii="Consolas" w:cs="Consolas" w:eastAsia="Consolas" w:hAnsi="Consolas"/>
+                <w:color w:val="1E293B"/>
+                <w:sz w:val="17"/>
+                <w:szCs w:val="17"/>
+              </w:rPr>
+              <w:t xml:space="preserve">    companion object {</w:t>
+            </w:r>
+          </w:p>
+          <w:p>
+            <w:pPr>
+              <w:spacing w:after="30" w:line="240"/>
+            </w:pPr>
+            <w:r>
+              <w:rPr>
+                <w:rFonts w:ascii="Consolas" w:cs="Consolas" w:eastAsia="Consolas" w:hAnsi="Consolas"/>
+                <w:color w:val="1E293B"/>
+                <w:sz w:val="17"/>
+                <w:szCs w:val="17"/>
+              </w:rPr>
+              <w:t xml:space="preserve">        fun calculate(items: List&lt;CartItem&gt;, deliveryFee: Double = 2.00): CartSummary {</w:t>
+            </w:r>
+          </w:p>
+          <w:p>
+            <w:pPr>
+              <w:spacing w:after="30" w:line="240"/>
+            </w:pPr>
+            <w:r>
+              <w:rPr>
+                <w:rFonts w:ascii="Consolas" w:cs="Consolas" w:eastAsia="Consolas" w:hAnsi="Consolas"/>
+                <w:color w:val="1E293B"/>
+                <w:sz w:val="17"/>
+                <w:szCs w:val="17"/>
+              </w:rPr>
+              <w:t xml:space="preserve">            val subtotal = items.sumOf { it.totalPrice }</w:t>
+            </w:r>
+          </w:p>
+          <w:p>
+            <w:pPr>
+              <w:spacing w:after="30" w:line="240"/>
+            </w:pPr>
+            <w:r>
+              <w:rPr>
+                <w:rFonts w:ascii="Consolas" w:cs="Consolas" w:eastAsia="Consolas" w:hAnsi="Consolas"/>
+                <w:color w:val="1E293B"/>
+                <w:sz w:val="17"/>
+                <w:szCs w:val="17"/>
+              </w:rPr>
+              <w:t xml:space="preserve">            val fee = if (items.isEmpty()) 0.0 else deliveryFee</w:t>
+            </w:r>
+          </w:p>
+          <w:p>
+            <w:pPr>
+              <w:spacing w:after="30" w:line="240"/>
+            </w:pPr>
+            <w:r>
+              <w:rPr>
+                <w:rFonts w:ascii="Consolas" w:cs="Consolas" w:eastAsia="Consolas" w:hAnsi="Consolas"/>
+                <w:color w:val="1E293B"/>
+                <w:sz w:val="17"/>
+                <w:szCs w:val="17"/>
+              </w:rPr>
+              <w:t xml:space="preserve">            return CartSummary(items = items, subtotal = subtotal, deliveryFee = fee, total = subtotal + fee)</w:t>
+            </w:r>
+          </w:p>
+          <w:p>
+            <w:pPr>
+              <w:spacing w:after="30" w:line="240"/>
+            </w:pPr>
+            <w:r>
+              <w:rPr>
+                <w:rFonts w:ascii="Consolas" w:cs="Consolas" w:eastAsia="Consolas" w:hAnsi="Consolas"/>
+                <w:color w:val="1E293B"/>
+                <w:sz w:val="17"/>
+                <w:szCs w:val="17"/>
+              </w:rPr>
+              <w:t xml:space="preserve">        }</w:t>
+            </w:r>
+          </w:p>
+          <w:p>
+            <w:pPr>
+              <w:spacing w:after="30" w:line="240"/>
+            </w:pPr>
+            <w:r>
+              <w:rPr>
+                <w:rFonts w:ascii="Consolas" w:cs="Consolas" w:eastAsia="Consolas" w:hAnsi="Consolas"/>
+                <w:color w:val="1E293B"/>
+                <w:sz w:val="17"/>
+                <w:szCs w:val="17"/>
+              </w:rPr>
+              <w:t xml:space="preserve">    }</w:t>
+            </w:r>
+          </w:p>
+          <w:p>
+            <w:pPr>
+              <w:spacing w:after="30" w:line="240"/>
+            </w:pPr>
+            <w:r>
+              <w:rPr>
+                <w:rFonts w:ascii="Consolas" w:cs="Consolas" w:eastAsia="Consolas" w:hAnsi="Consolas"/>
+                <w:color w:val="1E293B"/>
+                <w:sz w:val="17"/>
+                <w:szCs w:val="17"/>
+              </w:rPr>
+              <w:t xml:space="preserve">}</w:t>
+            </w:r>
+          </w:p>
+        </w:tc>
+      </w:tr>
+    </w:tbl>
+    <w:p>
+      <w:pPr>
+        <w:spacing w:after="180"/>
+      </w:pPr>
+    </w:p>
+    <w:p>
+      <w:r>
+        <w:br w:type="page"/>
+      </w:r>
+    </w:p>
+    <w:p>
+      <w:pPr>
+        <w:pStyle w:val="Heading1"/>
+        <w:spacing w:after="120" w:before="200"/>
+      </w:pPr>
+      <w:r>
+        <w:rPr>
+          <w:b/>
+          <w:bCs/>
+          <w:color w:val="1E3A8A"/>
+          <w:sz w:val="28"/>
+          <w:szCs w:val="28"/>
+        </w:rPr>
+        <w:t xml:space="preserve">4. Consolidated Automated Test Results</w:t>
+      </w:r>
+    </w:p>
+    <w:p>
+      <w:pPr>
+        <w:spacing w:after="60" w:before="140"/>
+        <w:jc w:val="center"/>
+      </w:pPr>
+      <w:r>
+        <w:drawing>
+          <wp:inline distT="0" distB="0" distL="0" distR="0">
+            <wp:extent cx="4191000" cy="2952750"/>
+            <wp:effectExtent t="0" r="0" b="0" l="0"/>
+            <wp:docPr id="9" name=""/>
+            <wp:cNvGraphicFramePr>
+              <a:graphicFrameLocks xmlns:a="http://schemas.openxmlformats.org/drawingml/2006/main" noChangeAspect="1"/>
+            </wp:cNvGraphicFramePr>
+            <a:graphic xmlns:a="http://schemas.openxmlformats.org/drawingml/2006/main">
+              <a:graphicData uri="http://schemas.openxmlformats.org/drawingml/2006/picture">
+                <pic:pic xmlns:pic="http://schemas.openxmlformats.org/drawingml/2006/picture">
+                  <pic:nvPicPr>
+                    <pic:cNvPr id="0" name="" descr=""/>
+                    <pic:cNvPicPr>
+                      <a:picLocks noChangeAspect="1" noChangeArrowheads="1"/>
+                    </pic:cNvPicPr>
+                  </pic:nvPicPr>
+                  <pic:blipFill>
+                    <a:blip r:embed="rId15" cstate="none"/>
+                    <a:srcRect/>
+                    <a:stretch>
+                      <a:fillRect/>
+                    </a:stretch>
+                  </pic:blipFill>
+                  <pic:spPr bwMode="auto">
+                    <a:xfrm>
+                      <a:off x="0" y="0"/>
+                      <a:ext cx="4191000" cy="2952750"/>
+                    </a:xfrm>
+                    <a:prstGeom prst="rect">
+                      <a:avLst/>
+                    </a:prstGeom>
+                  </pic:spPr>
+                </pic:pic>
+              </a:graphicData>
+            </a:graphic>
+          </wp:inline>
+        </w:drawing>
+      </w:r>
+    </w:p>
+    <w:p>
+      <w:pPr>
+        <w:spacing w:after="180"/>
+        <w:jc w:val="center"/>
+      </w:pPr>
+      <w:r>
+        <w:rPr>
+          <w:i/>
+          <w:iCs/>
+          <w:color w:val="64748B"/>
+          <w:sz w:val="18"/>
+          <w:szCs w:val="18"/>
+        </w:rPr>
+        <w:t xml:space="preserve">Figure 9: Verification — Multi-Platform Automated Test Suite Execution (35/35 Tests Passing with 100% Rate)</w:t>
       </w:r>
     </w:p>
     <w:tbl>
@@ -1826,16 +2199,20 @@
       <w:tr>
         <w:tc>
           <w:tcPr>
+            <w:tcW w:type="pct" w:w="1250"/>
             <w:shd w:fill="1E3A8A" w:val="clear"/>
           </w:tcPr>
           <w:p>
+            <w:pPr>
+              <w:jc w:val="center"/>
+            </w:pPr>
             <w:r>
               <w:rPr>
                 <w:b/>
                 <w:bCs/>
                 <w:color w:val="FFFFFF"/>
-                <w:sz w:val="20"/>
-                <w:szCs w:val="20"/>
+                <w:sz w:val="18"/>
+                <w:szCs w:val="18"/>
               </w:rPr>
               <w:t xml:space="preserve">Test Suite</w:t>
             </w:r>
@@ -1843,50 +2220,62 @@
         </w:tc>
         <w:tc>
           <w:tcPr>
+            <w:tcW w:type="pct" w:w="1250"/>
             <w:shd w:fill="1E3A8A" w:val="clear"/>
           </w:tcPr>
           <w:p>
+            <w:pPr>
+              <w:jc w:val="center"/>
+            </w:pPr>
             <w:r>
               <w:rPr>
                 <w:b/>
                 <w:bCs/>
                 <w:color w:val="FFFFFF"/>
-                <w:sz w:val="20"/>
-                <w:szCs w:val="20"/>
-              </w:rPr>
-              <w:t xml:space="preserve">Framework</w:t>
-            </w:r>
-          </w:p>
-        </w:tc>
-        <w:tc>
-          <w:tcPr>
+                <w:sz w:val="18"/>
+                <w:szCs w:val="18"/>
+              </w:rPr>
+              <w:t xml:space="preserve">Framework / Tool</w:t>
+            </w:r>
+          </w:p>
+        </w:tc>
+        <w:tc>
+          <w:tcPr>
+            <w:tcW w:type="pct" w:w="1250"/>
             <w:shd w:fill="1E3A8A" w:val="clear"/>
           </w:tcPr>
           <w:p>
+            <w:pPr>
+              <w:jc w:val="center"/>
+            </w:pPr>
             <w:r>
               <w:rPr>
                 <w:b/>
                 <w:bCs/>
                 <w:color w:val="FFFFFF"/>
-                <w:sz w:val="20"/>
-                <w:szCs w:val="20"/>
-              </w:rPr>
-              <w:t xml:space="preserve">Count</w:t>
-            </w:r>
-          </w:p>
-        </w:tc>
-        <w:tc>
-          <w:tcPr>
+                <w:sz w:val="18"/>
+                <w:szCs w:val="18"/>
+              </w:rPr>
+              <w:t xml:space="preserve">Test Count</w:t>
+            </w:r>
+          </w:p>
+        </w:tc>
+        <w:tc>
+          <w:tcPr>
+            <w:tcW w:type="pct" w:w="1250"/>
             <w:shd w:fill="1E3A8A" w:val="clear"/>
           </w:tcPr>
           <w:p>
+            <w:pPr>
+              <w:jc w:val="center"/>
+            </w:pPr>
             <w:r>
               <w:rPr>
                 <w:b/>
                 <w:bCs/>
                 <w:color w:val="FFFFFF"/>
-                <w:sz w:val="20"/>
-                <w:szCs w:val="20"/>
+                <w:sz w:val="18"/>
+                <w:szCs w:val="18"/>
               </w:rPr>
               <w:t xml:space="preserve">Status</w:t>
             </w:r>
@@ -1895,35 +2284,47 @@
       </w:tr>
       <w:tr>
         <w:tc>
+          <w:tcPr>
+            <w:tcW w:type="pct" w:w="1500"/>
+          </w:tcPr>
           <w:p>
             <w:r>
               <w:rPr>
                 <w:b/>
                 <w:bCs/>
-                <w:sz w:val="19"/>
-                <w:szCs w:val="19"/>
+                <w:sz w:val="18"/>
+                <w:szCs w:val="18"/>
               </w:rPr>
               <w:t xml:space="preserve">Task 1 Mobile Tests</w:t>
             </w:r>
           </w:p>
         </w:tc>
         <w:tc>
-          <w:p>
-            <w:r>
-              <w:rPr>
-                <w:sz w:val="19"/>
-                <w:szCs w:val="19"/>
+          <w:tcPr>
+            <w:tcW w:type="pct" w:w="1750"/>
+          </w:tcPr>
+          <w:p>
+            <w:r>
+              <w:rPr>
+                <w:sz w:val="18"/>
+                <w:szCs w:val="18"/>
               </w:rPr>
               <w:t xml:space="preserve">Flutter Test / WidgetTester</w:t>
             </w:r>
           </w:p>
         </w:tc>
         <w:tc>
-          <w:p>
-            <w:r>
-              <w:rPr>
-                <w:sz w:val="19"/>
-                <w:szCs w:val="19"/>
+          <w:tcPr>
+            <w:tcW w:type="pct" w:w="750"/>
+          </w:tcPr>
+          <w:p>
+            <w:pPr>
+              <w:jc w:val="center"/>
+            </w:pPr>
+            <w:r>
+              <w:rPr>
+                <w:sz w:val="18"/>
+                <w:szCs w:val="18"/>
               </w:rPr>
               <w:t xml:space="preserve">8 Tests</w:t>
             </w:r>
@@ -1931,16 +2332,20 @@
         </w:tc>
         <w:tc>
           <w:tcPr>
+            <w:tcW w:type="pct" w:w="1000"/>
             <w:shd w:fill="ECFDF5" w:val="clear"/>
           </w:tcPr>
           <w:p>
+            <w:pPr>
+              <w:jc w:val="center"/>
+            </w:pPr>
             <w:r>
               <w:rPr>
                 <w:b/>
                 <w:bCs/>
                 <w:color w:val="059669"/>
-                <w:sz w:val="19"/>
-                <w:szCs w:val="19"/>
+                <w:sz w:val="18"/>
+                <w:szCs w:val="18"/>
               </w:rPr>
               <w:t xml:space="preserve">PASSED (100%)</w:t>
             </w:r>
@@ -1949,35 +2354,47 @@
       </w:tr>
       <w:tr>
         <w:tc>
+          <w:tcPr>
+            <w:tcW w:type="pct" w:w="1500"/>
+          </w:tcPr>
           <w:p>
             <w:r>
               <w:rPr>
                 <w:b/>
                 <w:bCs/>
-                <w:sz w:val="19"/>
-                <w:szCs w:val="19"/>
+                <w:sz w:val="18"/>
+                <w:szCs w:val="18"/>
               </w:rPr>
               <w:t xml:space="preserve">Task 1 Backend Tests</w:t>
             </w:r>
           </w:p>
         </w:tc>
         <w:tc>
-          <w:p>
-            <w:r>
-              <w:rPr>
-                <w:sz w:val="19"/>
-                <w:szCs w:val="19"/>
+          <w:tcPr>
+            <w:tcW w:type="pct" w:w="1750"/>
+          </w:tcPr>
+          <w:p>
+            <w:r>
+              <w:rPr>
+                <w:sz w:val="18"/>
+                <w:szCs w:val="18"/>
               </w:rPr>
               <w:t xml:space="preserve">Jest / ts-jest</w:t>
             </w:r>
           </w:p>
         </w:tc>
         <w:tc>
-          <w:p>
-            <w:r>
-              <w:rPr>
-                <w:sz w:val="19"/>
-                <w:szCs w:val="19"/>
+          <w:tcPr>
+            <w:tcW w:type="pct" w:w="750"/>
+          </w:tcPr>
+          <w:p>
+            <w:pPr>
+              <w:jc w:val="center"/>
+            </w:pPr>
+            <w:r>
+              <w:rPr>
+                <w:sz w:val="18"/>
+                <w:szCs w:val="18"/>
               </w:rPr>
               <w:t xml:space="preserve">6 Tests</w:t>
             </w:r>
@@ -1985,16 +2402,20 @@
         </w:tc>
         <w:tc>
           <w:tcPr>
+            <w:tcW w:type="pct" w:w="1000"/>
             <w:shd w:fill="ECFDF5" w:val="clear"/>
           </w:tcPr>
           <w:p>
+            <w:pPr>
+              <w:jc w:val="center"/>
+            </w:pPr>
             <w:r>
               <w:rPr>
                 <w:b/>
                 <w:bCs/>
                 <w:color w:val="059669"/>
-                <w:sz w:val="19"/>
-                <w:szCs w:val="19"/>
+                <w:sz w:val="18"/>
+                <w:szCs w:val="18"/>
               </w:rPr>
               <w:t xml:space="preserve">PASSED (100%)</w:t>
             </w:r>
@@ -2003,35 +2424,47 @@
       </w:tr>
       <w:tr>
         <w:tc>
+          <w:tcPr>
+            <w:tcW w:type="pct" w:w="1500"/>
+          </w:tcPr>
           <w:p>
             <w:r>
               <w:rPr>
                 <w:b/>
                 <w:bCs/>
-                <w:sz w:val="19"/>
-                <w:szCs w:val="19"/>
+                <w:sz w:val="18"/>
+                <w:szCs w:val="18"/>
               </w:rPr>
               <w:t xml:space="preserve">Task 2 Android Tests</w:t>
             </w:r>
           </w:p>
         </w:tc>
         <w:tc>
-          <w:p>
-            <w:r>
-              <w:rPr>
-                <w:sz w:val="19"/>
-                <w:szCs w:val="19"/>
+          <w:tcPr>
+            <w:tcW w:type="pct" w:w="1750"/>
+          </w:tcPr>
+          <w:p>
+            <w:r>
+              <w:rPr>
+                <w:sz w:val="18"/>
+                <w:szCs w:val="18"/>
               </w:rPr>
               <w:t xml:space="preserve">JUnit 4 / Kotlin</w:t>
             </w:r>
           </w:p>
         </w:tc>
         <w:tc>
-          <w:p>
-            <w:r>
-              <w:rPr>
-                <w:sz w:val="19"/>
-                <w:szCs w:val="19"/>
+          <w:tcPr>
+            <w:tcW w:type="pct" w:w="750"/>
+          </w:tcPr>
+          <w:p>
+            <w:pPr>
+              <w:jc w:val="center"/>
+            </w:pPr>
+            <w:r>
+              <w:rPr>
+                <w:sz w:val="18"/>
+                <w:szCs w:val="18"/>
               </w:rPr>
               <w:t xml:space="preserve">9 Tests</w:t>
             </w:r>
@@ -2039,16 +2472,20 @@
         </w:tc>
         <w:tc>
           <w:tcPr>
+            <w:tcW w:type="pct" w:w="1000"/>
             <w:shd w:fill="ECFDF5" w:val="clear"/>
           </w:tcPr>
           <w:p>
+            <w:pPr>
+              <w:jc w:val="center"/>
+            </w:pPr>
             <w:r>
               <w:rPr>
                 <w:b/>
                 <w:bCs/>
                 <w:color w:val="059669"/>
-                <w:sz w:val="19"/>
-                <w:szCs w:val="19"/>
+                <w:sz w:val="18"/>
+                <w:szCs w:val="18"/>
               </w:rPr>
               <w:t xml:space="preserve">PASSED (100%)</w:t>
             </w:r>
@@ -2057,35 +2494,47 @@
       </w:tr>
       <w:tr>
         <w:tc>
+          <w:tcPr>
+            <w:tcW w:type="pct" w:w="1500"/>
+          </w:tcPr>
           <w:p>
             <w:r>
               <w:rPr>
                 <w:b/>
                 <w:bCs/>
-                <w:sz w:val="19"/>
-                <w:szCs w:val="19"/>
+                <w:sz w:val="18"/>
+                <w:szCs w:val="18"/>
               </w:rPr>
               <w:t xml:space="preserve">Task 2 Backend Tests</w:t>
             </w:r>
           </w:p>
         </w:tc>
         <w:tc>
-          <w:p>
-            <w:r>
-              <w:rPr>
-                <w:sz w:val="19"/>
-                <w:szCs w:val="19"/>
+          <w:tcPr>
+            <w:tcW w:type="pct" w:w="1750"/>
+          </w:tcPr>
+          <w:p>
+            <w:r>
+              <w:rPr>
+                <w:sz w:val="18"/>
+                <w:szCs w:val="18"/>
               </w:rPr>
               <w:t xml:space="preserve">Jest / ts-jest</w:t>
             </w:r>
           </w:p>
         </w:tc>
         <w:tc>
-          <w:p>
-            <w:r>
-              <w:rPr>
-                <w:sz w:val="19"/>
-                <w:szCs w:val="19"/>
+          <w:tcPr>
+            <w:tcW w:type="pct" w:w="750"/>
+          </w:tcPr>
+          <w:p>
+            <w:pPr>
+              <w:jc w:val="center"/>
+            </w:pPr>
+            <w:r>
+              <w:rPr>
+                <w:sz w:val="18"/>
+                <w:szCs w:val="18"/>
               </w:rPr>
               <w:t xml:space="preserve">12 Tests</w:t>
             </w:r>
@@ -2093,16 +2542,20 @@
         </w:tc>
         <w:tc>
           <w:tcPr>
+            <w:tcW w:type="pct" w:w="1000"/>
             <w:shd w:fill="ECFDF5" w:val="clear"/>
           </w:tcPr>
           <w:p>
+            <w:pPr>
+              <w:jc w:val="center"/>
+            </w:pPr>
             <w:r>
               <w:rPr>
                 <w:b/>
                 <w:bCs/>
                 <w:color w:val="059669"/>
-                <w:sz w:val="19"/>
-                <w:szCs w:val="19"/>
+                <w:sz w:val="18"/>
+                <w:szCs w:val="18"/>
               </w:rPr>
               <w:t xml:space="preserve">PASSED (100%)</w:t>
             </w:r>
@@ -2111,35 +2564,47 @@
       </w:tr>
       <w:tr>
         <w:tc>
+          <w:tcPr>
+            <w:tcW w:type="pct" w:w="1500"/>
+          </w:tcPr>
           <w:p>
             <w:r>
               <w:rPr>
                 <w:b/>
                 <w:bCs/>
-                <w:sz w:val="19"/>
-                <w:szCs w:val="19"/>
+                <w:sz w:val="18"/>
+                <w:szCs w:val="18"/>
               </w:rPr>
               <w:t xml:space="preserve">TOTAL TEST SUITE</w:t>
             </w:r>
           </w:p>
         </w:tc>
         <w:tc>
-          <w:p>
-            <w:r>
-              <w:rPr>
-                <w:sz w:val="19"/>
-                <w:szCs w:val="19"/>
+          <w:tcPr>
+            <w:tcW w:type="pct" w:w="1750"/>
+          </w:tcPr>
+          <w:p>
+            <w:r>
+              <w:rPr>
+                <w:sz w:val="18"/>
+                <w:szCs w:val="18"/>
               </w:rPr>
               <w:t xml:space="preserve">Multi-Platform Automation</w:t>
             </w:r>
           </w:p>
         </w:tc>
         <w:tc>
-          <w:p>
-            <w:r>
-              <w:rPr>
-                <w:sz w:val="19"/>
-                <w:szCs w:val="19"/>
+          <w:tcPr>
+            <w:tcW w:type="pct" w:w="750"/>
+          </w:tcPr>
+          <w:p>
+            <w:pPr>
+              <w:jc w:val="center"/>
+            </w:pPr>
+            <w:r>
+              <w:rPr>
+                <w:sz w:val="18"/>
+                <w:szCs w:val="18"/>
               </w:rPr>
               <w:t xml:space="preserve">35 Tests</w:t>
             </w:r>
@@ -2147,18 +2612,22 @@
         </w:tc>
         <w:tc>
           <w:tcPr>
+            <w:tcW w:type="pct" w:w="1000"/>
             <w:shd w:fill="ECFDF5" w:val="clear"/>
           </w:tcPr>
           <w:p>
+            <w:pPr>
+              <w:jc w:val="center"/>
+            </w:pPr>
             <w:r>
               <w:rPr>
                 <w:b/>
                 <w:bCs/>
                 <w:color w:val="059669"/>
-                <w:sz w:val="19"/>
-                <w:szCs w:val="19"/>
-              </w:rPr>
-              <w:t xml:space="preserve">100% PASS</w:t>
+                <w:sz w:val="18"/>
+                <w:szCs w:val="18"/>
+              </w:rPr>
+              <w:t xml:space="preserve">100% PASS RATE</w:t>
             </w:r>
           </w:p>
         </w:tc>
@@ -2166,7 +2635,7 @@
     </w:tbl>
     <w:p>
       <w:pPr>
-        <w:spacing w:after="260"/>
+        <w:spacing w:after="240"/>
       </w:pPr>
     </w:p>
     <w:p>
@@ -2182,38 +2651,7 @@
           <w:sz w:val="28"/>
           <w:szCs w:val="28"/>
         </w:rPr>
-        <w:t xml:space="preserve">5. Professional LinkedIn Announcement Post</w:t>
-      </w:r>
-    </w:p>
-    <w:p>
-      <w:pPr>
-        <w:spacing w:after="240"/>
-      </w:pPr>
-      <w:r>
-        <w:t xml:space="preserve">🚀 Excited to share my Month 1 submission for the Android App Development Internship at Arch Technologies!
-Over the past month, I engineered two production-grade mobile systems:
-📱 Task 1: College Alert Application (Flutter 3, Riverpod 2.6, NestJS, PostgreSQL, Bilingual EN/KM)
-🛒 Task 2: ShopSphere E-Commerce Application (Native Android Kotlin, Jetpack Compose, Room DB, Payment Security Sandbox)
-🧪 35+ automated tests passing across mobile and backend suites with 100% compliance!
-A huge thank you to the team at @Arch Technologies for this rewarding learning experience!
-GitHub: https://github.com/Rotananob/Arch-Technologies_MobileApp
-#AndroidDev #Kotlin #JetpackCompose #Flutter #NestJS #PostgreSQL #ArchTechnologies #Internship</w:t>
-      </w:r>
-    </w:p>
-    <w:p>
-      <w:pPr>
-        <w:pStyle w:val="Heading1"/>
-        <w:spacing w:after="120" w:before="200"/>
-      </w:pPr>
-      <w:r>
-        <w:rPr>
-          <w:b/>
-          <w:bCs/>
-          <w:color w:val="1E3A8A"/>
-          <w:sz w:val="28"/>
-          <w:szCs w:val="28"/>
-        </w:rPr>
-        <w:t xml:space="preserve">6. Official Email Submission Template</w:t>
+        <w:t xml:space="preserve">5. Conclusion &amp; Professional Growth Summary</w:t>
       </w:r>
     </w:p>
     <w:p>
@@ -2221,25 +2659,13 @@
         <w:spacing w:after="200"/>
       </w:pPr>
       <w:r>
-        <w:t xml:space="preserve">To: submissions.archtech@gmail.com
-Subject: Month 1 Task Submission – Rotana NOB – Android App Development
-Attachment: Rotana_Nob_AndroidAppDevelopment_Month1.pdf
-Dear Team Arch Technologies,
-I am pleased to submit my completed work and project report for Month 1 of the Android App Development Internship.
-Candidate Information:
-• Full Name: Rotana NOB
-• Internship Domain: Android App Development
-• University: Asia Euro University
-• Email: nobrothana180703@gmail.com
-• Phone: +855 87 986 045
-Completed Projects:
-1. Task 1: College Alert Application (Flutter + NestJS + PostgreSQL)
-2. Task 2: ShopSphere E-Commerce Application (Native Android Kotlin + Room + NestJS)
-GitHub Repository: https://github.com/Rotananob/Arch-Technologies_MobileApp
-Please find the attached PDF report. Thank you for your guidance and evaluation!
-Warm regards,
-Rotana NOB
-Intern – Android App Development</w:t>
+        <w:t xml:space="preserve">The first month of the Arch Technologies Remote Mobile App Development Internship has provided an exceptional foundation in modern enterprise mobile architecture. Through the development of College Alert (Flutter &amp; NestJS) and ShopSphere (Native Android Kotlin &amp; Jetpack Compose), I strengthened key competencies across:
+• Declarative UI engineering with Material Design 3 and responsive layouts.
+• Multilingual system design and Unicode font rendering.
+• Enterprise database transactions and ACID-compliant concurrency safety.
+• Financial-grade checkout flows and PCI-DSS data security standards.
+• Multi-platform automated testing and CI/CD quality assurance.
+Both applications are production-ready, fully documented, and hosted in the public repository for institutional and employer review.</w:t>
       </w:r>
     </w:p>
     <w:sectPr>
